--- a/docs/Lattice-DRTOS-Architecture-White-Paper.docx
+++ b/docs/Lattice-DRTOS-Architecture-White-Paper.docx
@@ -28,9 +28,9 @@
           <w:rFonts w:ascii="Liberation Sans" w:hAnsi="Liberation Sans"/>
           <w:sz w:val="22"/>
         </w:rPr>
-        <w:t>Architecture edition 1</w:t>
+        <w:t>Architecture edition 20 October 2026</w:t>
         <w:br/>
-        <w:t>3 October 2026</w:t>
+        <w:t/>
       </w:r>
     </w:p>
     <w:p>
@@ -1159,7 +1159,7 @@
               <w:rPr>
                 <w:b w:val="0"/>
               </w:rPr>
-              <w:t>Predicate or continuation IR</w:t>
+              <w:t>Local predicate and value operations</w:t>
             </w:r>
           </w:p>
         </w:tc>
@@ -1460,7 +1460,7 @@
         <w:keepLines/>
       </w:pPr>
       <w:r>
-        <w:t>The common intermediate representation (IR) supplies typed primitives, arithmetic, comparisons, Boolean branching, references, and the control needed to invoke available operations. Driver implementors express peripheral transitions and invariants in this language. Other peripherals contribute user constraints, measured context, or definitions of derived quantities. None must author the final executable alone: these are inputs to synthesis and admission.</w:t>
+        <w:t>The common intermediate representation (IR) defines typed state, arithmetic, comparisons, Boolean composition, operation effects, and invariants. Appliance implementors supply the mathematical meaning of their native state and functions, not the automations that will later use them. Compilation connects owner-local predicates, value calculations and native mutation endpoints through resident graph edges. Definitions supplied after firmware compilation select and bind the kernel's native primitives; they do not require a firmware-authored Rust evaluator for each automation. The common IR is not an interpreter hosted on every vertex. The concrete resident-record and loading ABI still requires design.</w:t>
       </w:r>
     </w:p>
     <w:p>
@@ -1805,12 +1805,12 @@
     </w:p>
     <w:p>
       <w:r>
-        <w:t>The evaluator performs one operation at a time along a path. An OR expression can branch around the second predicate when the first is true and evaluate the second when the first is false; retaining the first Boolean result is unnecessary. When a calculation actually needs a value across an edge, the traversal can carry the single retained operand already allowed by the read/write-head model, with its declared type. More elaborate definitions must lower into the supported primitive storage and control semantics rather than assuming an invisible full expression stack.</w:t>
+        <w:t>The evaluator performs local work along the authored path. An OR branches around its second predicate when the first is true and visits the second when the first is false; an AND reaches the second only after the first is true. The chosen edge carries the Boolean decision, without retaining that decision as another operand. The read/write head carries only values still needed downstream. Each visited owner contributes its local inputs and greedily completes calculations whose inputs have become available; the final input owner sends the most reduced result possible. The mutation owner can pass that result to its native function or finish a calculation requiring its own local state.</w:t>
       </w:r>
     </w:p>
     <w:p>
       <w:r>
-        <w:t>Where a program branches, completion and continuation follow its authored graph semantics. General joins need an explicit bounded join contract if the compiler emits them. This paper does not silently turn serial predicate chains into arbitrary concurrent dataflow joins with unbounded token storage.</w:t>
+        <w:t>The compiler determines the peak live carried values, their widths and byte capacity for the emitted traversal, assigns operand locations and reuses them after their last use. This is neither a universal one-operand limit nor one slot per predicate. For (a - b) * c encountered in that order, one carried location can hold a, then a - b, then (a - b) * c if those intermediates have no later use. Each traversal owns its own working values; overlapping traversals never overwrite one another. Every path reaching an operation must supply its operands, including short-circuit paths. The existing native-call payload limit does not define this head ABI. General concurrent joins require an explicit bounded design and are not implied by serial predicate branching.</w:t>
       </w:r>
     </w:p>
     <w:p>
@@ -1846,7 +1846,7 @@
     </w:p>
     <w:p>
       <w:r>
-        <w:t>A later change is another valid change. If it arrives before a predicate is read, that predicate reads the newly exposed value. If it arrives after that predicate has been passed, the earlier traversal is not unwound. The new change starts its own dependent evaluation. There is no implicit supersession, global invalidation scan, or cancellation policy hidden in the transport.</w:t>
+        <w:t>A later change is another valid cause and starts its own dependent traversal, including when that program is already traversing. If it arrives before a predicate is read, the predicate reads the newly exposed local value; if it arrives after the predicate has passed, that decision is not unwound. There is no cancellation, supersession, program-wide atomic execution lock or global barrier waiting for earlier physical effects. Native operations and shared local state retain their ordinary synchronization. Resulting physical observations activate their dependents by the same rule.</w:t>
       </w:r>
     </w:p>
     <w:p>
@@ -3231,12 +3231,12 @@
     </w:p>
     <w:p>
       <w:r>
-        <w:t>Calendar time is a capability supplied by an ordinary peripheral when a program needs it. An RTC or time service can expose a schedule condition just as a sensor exposes a threshold. Environmental triggers can instead depend directly on light, temperature, occupancy, or other observed attributes. Neither civil time nor a home-specific day model belongs in every node's kernel.</w:t>
+        <w:t>Every vertex kernel supplies the same local commissioned time and calculated solar capabilities. The program binds a time or solar predicate at the evaluation vertex where it belongs in the authored order; neither requires a special clock/solar vertex or a broadcast for every temporal boundary. Commissioning supplies a UTC reference and approximate location. Local elapsed counters and calculated boundaries drive deadline records; an expiry generates an internal delta at its predicate, which follows the normal upstream-to-head activation path. Forward traversal reads that predicate at its normal position. The kernel arms the next relevant deadline rather than repeatedly scanning every program or comparing the clock once per second. These facilities remain to be implemented.</w:t>
       </w:r>
     </w:p>
     <w:p>
       <w:r>
-        <w:t>Recurring actions are explicit changes or scheduled activations. Local sequence numbers and counter widths must have declared wrap and reuse rules. Compact time does not remove the need to distinguish a new epoch from a previous one when delayed messages or persisted evidence can survive a restart.</w:t>
+        <w:t>Recurring actions arise from explicit changes or local deadline-generated deltas. Kernel time/solar inputs are distinct from a sensor's qualified physical observations. A saved timestamp cannot measure time spent without power: after loss of counter continuity, time must be reacquired from a suitable peer with a valid reference, a backed RTC or a commissioning client. There is no permanent time master or shared clock-consensus requirement. Local sequence numbers and counters still need bounded wrap and reuse rules.</w:t>
       </w:r>
     </w:p>
     <w:p>
@@ -4098,7 +4098,7 @@
               <w:rPr>
                 <w:b w:val="0"/>
               </w:rPr>
-              <w:t>One retained typed value reaches the intended next operation without creating a global state snapshot.</w:t>
+              <w:t>Compiler-sized live values reach their intended downstream operations, with greedy calculation, slot reuse and branch-defined inputs, without a global snapshot or interference between traversals.</w:t>
             </w:r>
           </w:p>
         </w:tc>

--- a/docs/Lattice-DRTOS-Architecture-White-Paper.docx
+++ b/docs/Lattice-DRTOS-Architecture-White-Paper.docx
@@ -1523,37 +1523,99 @@
         <w:pStyle w:val="FirstParagraph"/>
       </w:pPr>
       <w:r>
-        <w:t xml:space="preserve">A saved memory reference can serve as an identity after shutdown. On reconstruction,</w:t>
-      </w:r>
-      <w:r>
-        <w:t xml:space="preserve"> </w:t>
-      </w:r>
-      <w:r>
-        <w:t xml:space="preserve">manual graph traversal establishes the correspondence between saved identities and new</w:t>
-      </w:r>
-      <w:r>
-        <w:t xml:space="preserve"> </w:t>
-      </w:r>
-      <w:r>
-        <w:t xml:space="preserve">local addresses and fixes each relationship. A multi-node reference adds the owning node's</w:t>
-      </w:r>
-      <w:r>
-        <w:t xml:space="preserve"> </w:t>
-      </w:r>
-      <w:r>
-        <w:t xml:space="preserve">identity to this reconstruction domain. Boot, replacement, and slot reuse must distinguish</w:t>
-      </w:r>
-      <w:r>
-        <w:t xml:space="preserve"> </w:t>
-      </w:r>
-      <w:r>
-        <w:t xml:space="preserve">a new binding incarnation from delayed traffic for its previous occupant. The compact</w:t>
-      </w:r>
-      <w:r>
-        <w:t xml:space="preserve"> </w:t>
-      </w:r>
-      <w:r>
-        <w:t xml:space="preserve">encoding and reuse bounds remain an ABI obligation.</w:t>
+        <w:t xml:space="preserve">Native appliance states and mutation functions have durable owner-local bindings.</w:t>
+      </w:r>
+      <w:r>
+        <w:t xml:space="preserve"> </w:t>
+      </w:r>
+      <w:r>
+        <w:t xml:space="preserve">Their declarations supply permanent binding names; the kernel converts those names</w:t>
+      </w:r>
+      <w:r>
+        <w:t xml:space="preserve"> </w:t>
+      </w:r>
+      <w:r>
+        <w:t xml:space="preserve">to numeric references and resolves them to the current native handles. Names are</w:t>
+      </w:r>
+      <w:r>
+        <w:t xml:space="preserve"> </w:t>
+      </w:r>
+      <w:r>
+        <w:t xml:space="preserve">not display labels, Rust type names, enumeration positions or transmitted strings.</w:t>
+      </w:r>
+      <w:r>
+        <w:t xml:space="preserve"> </w:t>
+      </w:r>
+      <w:r>
+        <w:t xml:space="preserve">Compatible firmware relocation must preserve those references. Reusing a name for</w:t>
+      </w:r>
+      <w:r>
+        <w:t xml:space="preserve"> </w:t>
+      </w:r>
+      <w:r>
+        <w:t xml:space="preserve">a different physical meaning is an incompatible change, even if its type matches.</w:t>
+      </w:r>
+      <w:r>
+        <w:t xml:space="preserve"> </w:t>
+      </w:r>
+      <w:r>
+        <w:t xml:space="preserve">Duplicate references must be rejected rather than ambiguously dispatched.</w:t>
+      </w:r>
+    </w:p>
+    <w:p>
+      <w:pPr>
+        <w:pStyle w:val="BodyText"/>
+      </w:pPr>
+      <w:r>
+        <w:t xml:space="preserve">On reconstruction, graph traversal resolves saved native bindings and fixes local</w:t>
+      </w:r>
+      <w:r>
+        <w:t xml:space="preserve"> </w:t>
+      </w:r>
+      <w:r>
+        <w:t xml:space="preserve">relationships after checking types and compatibility. A multi-node reference adds</w:t>
+      </w:r>
+      <w:r>
+        <w:t xml:space="preserve"> </w:t>
+      </w:r>
+      <w:r>
+        <w:t xml:space="preserve">the owning node's identity to this reconstruction domain. Mathematical definitions</w:t>
+      </w:r>
+      <w:r>
+        <w:t xml:space="preserve"> </w:t>
+      </w:r>
+      <w:r>
+        <w:t xml:space="preserve">and surface compatibility fingerprints must not depend on firmware addresses.</w:t>
+      </w:r>
+      <w:r>
+        <w:t xml:space="preserve"> </w:t>
+      </w:r>
+      <w:r>
+        <w:t xml:space="preserve">Installed graph storage has separate incarnation/reuse rules: boot, replacement</w:t>
+      </w:r>
+      <w:r>
+        <w:t xml:space="preserve"> </w:t>
+      </w:r>
+      <w:r>
+        <w:t xml:space="preserve">and reuse must distinguish a new binding from delayed traffic for its previous</w:t>
+      </w:r>
+      <w:r>
+        <w:t xml:space="preserve"> </w:t>
+      </w:r>
+      <w:r>
+        <w:t xml:space="preserve">occupant. Stable native names do not establish that a changed program or hardware</w:t>
+      </w:r>
+      <w:r>
+        <w:t xml:space="preserve"> </w:t>
+      </w:r>
+      <w:r>
+        <w:t xml:space="preserve">implementation is compatible. Concrete record and installation formats belong</w:t>
+      </w:r>
+      <w:r>
+        <w:t xml:space="preserve"> </w:t>
+      </w:r>
+      <w:r>
+        <w:t xml:space="preserve">with the kernel implementation.</w:t>
       </w:r>
     </w:p>
     <w:p>
@@ -1613,13 +1675,13 @@
         <w:t xml:space="preserve"> </w:t>
       </w:r>
       <w:r>
-        <w:t xml:space="preserve">hosted on every vertex. The concrete resident-record and loading ABI still requires</w:t>
-      </w:r>
-      <w:r>
-        <w:t xml:space="preserve"> </w:t>
-      </w:r>
-      <w:r>
-        <w:t xml:space="preserve">design.</w:t>
+        <w:t xml:space="preserve">hosted on every vertex. Concrete resident-record and installation formats are</w:t>
+      </w:r>
+      <w:r>
+        <w:t xml:space="preserve"> </w:t>
+      </w:r>
+      <w:r>
+        <w:t xml:space="preserve">maintained with the kernel implementation.</w:t>
       </w:r>
     </w:p>
     <w:p>
@@ -4394,6 +4456,38 @@
       </w:r>
       <w:r>
         <w:t xml:space="preserve">change the peripheral again.</w:t>
+      </w:r>
+    </w:p>
+    <w:p>
+      <w:pPr>
+        <w:pStyle w:val="BodyText"/>
+      </w:pPr>
+      <w:r>
+        <w:t xml:space="preserve">Initial enablement likewise admits one fresh evaluation before ordinary delta-driven</w:t>
+      </w:r>
+      <w:r>
+        <w:t xml:space="preserve"> </w:t>
+      </w:r>
+      <w:r>
+        <w:t xml:space="preserve">operation. After a reboot, a restored enabled head evaluates current conditions once</w:t>
+      </w:r>
+      <w:r>
+        <w:t xml:space="preserve"> </w:t>
+      </w:r>
+      <w:r>
+        <w:t xml:space="preserve">its required local state/time are available. This is a new traversal with current</w:t>
+      </w:r>
+      <w:r>
+        <w:t xml:space="preserve"> </w:t>
+      </w:r>
+      <w:r>
+        <w:t xml:space="preserve">inputs, never replay of an interrupted traversal or mutation. Repeated delivery of</w:t>
+      </w:r>
+      <w:r>
+        <w:t xml:space="preserve"> </w:t>
+      </w:r>
+      <w:r>
+        <w:t xml:space="preserve">the same enable request must not manufacture additional enablement evaluations.</w:t>
       </w:r>
     </w:p>
     <w:p>

--- a/docs/Lattice-DRTOS-Architecture-White-Paper.docx
+++ b/docs/Lattice-DRTOS-Architecture-White-Paper.docx
@@ -3060,19 +3060,49 @@
         <w:t xml:space="preserve"> </w:t>
       </w:r>
       <w:r>
-        <w:t xml:space="preserve">promptly. Missing receipts must nevertheless have bounded consequences; they cannot</w:t>
-      </w:r>
-      <w:r>
-        <w:t xml:space="preserve"> </w:t>
-      </w:r>
-      <w:r>
-        <w:t xml:space="preserve">justify immortal retry entries. Ring slots, retry limits, identity windows, and eviction</w:t>
-      </w:r>
-      <w:r>
-        <w:t xml:space="preserve"> </w:t>
-      </w:r>
-      <w:r>
-        <w:t xml:space="preserve">are part of the protocol contract, not an unbounded dynamic cache.</w:t>
+        <w:t xml:space="preserve">promptly. Storage for outstanding work is bounded. Under pressure, accepted traversals</w:t>
+      </w:r>
+      <w:r>
+        <w:t xml:space="preserve"> </w:t>
+      </w:r>
+      <w:r>
+        <w:t xml:space="preserve">remain owned by their current holder; a receiver without capacity returns Busy so the</w:t>
+      </w:r>
+      <w:r>
+        <w:t xml:space="preserve"> </w:t>
+      </w:r>
+      <w:r>
+        <w:t xml:space="preserve">sender retains and retries the same work with capped backoff. An unavailable peer may</w:t>
+      </w:r>
+      <w:r>
+        <w:t xml:space="preserve"> </w:t>
+      </w:r>
+      <w:r>
+        <w:t xml:space="preserve">therefore occupy bounded execution capacity until delivery can proceed. Incomplete,</w:t>
+      </w:r>
+      <w:r>
+        <w:t xml:space="preserve"> </w:t>
+      </w:r>
+      <w:r>
+        <w:t xml:space="preserve">unaccepted reservations and completed-delivery receipts can expire under explicit</w:t>
+      </w:r>
+      <w:r>
+        <w:t xml:space="preserve"> </w:t>
+      </w:r>
+      <w:r>
+        <w:t xml:space="preserve">identity rules; their expiry must never turn a retransmission into another invocation.</w:t>
+      </w:r>
+      <w:r>
+        <w:t xml:space="preserve"> </w:t>
+      </w:r>
+      <w:r>
+        <w:t xml:space="preserve">Uncertain acceptance after lost receipt history is reported rather than re-created as</w:t>
+      </w:r>
+      <w:r>
+        <w:t xml:space="preserve"> </w:t>
+      </w:r>
+      <w:r>
+        <w:t xml:space="preserve">new work. No unbounded dynamic cache is introduced.</w:t>
       </w:r>
     </w:p>
     <w:p>
@@ -4469,25 +4499,69 @@
         <w:t xml:space="preserve"> </w:t>
       </w:r>
       <w:r>
-        <w:t xml:space="preserve">operation. After a reboot, a restored enabled head evaluates current conditions once</w:t>
-      </w:r>
-      <w:r>
-        <w:t xml:space="preserve"> </w:t>
-      </w:r>
-      <w:r>
-        <w:t xml:space="preserve">its required local state/time are available. This is a new traversal with current</w:t>
-      </w:r>
-      <w:r>
-        <w:t xml:space="preserve"> </w:t>
-      </w:r>
-      <w:r>
-        <w:t xml:space="preserve">inputs, never replay of an interrupted traversal or mutation. Repeated delivery of</w:t>
-      </w:r>
-      <w:r>
-        <w:t xml:space="preserve"> </w:t>
-      </w:r>
-      <w:r>
-        <w:t xml:space="preserve">the same enable request must not manufacture additional enablement evaluations.</w:t>
+        <w:t xml:space="preserve">operation. Repeated delivery of the same enable request must not manufacture additional</w:t>
+      </w:r>
+      <w:r>
+        <w:t xml:space="preserve"> </w:t>
+      </w:r>
+      <w:r>
+        <w:t xml:space="preserve">enablement evaluations.</w:t>
+      </w:r>
+    </w:p>
+    <w:p>
+      <w:pPr>
+        <w:pStyle w:val="BodyText"/>
+      </w:pPr>
+      <w:r>
+        <w:t xml:space="preserve">Reboot recovery temporarily uses fresh activations once the restored local state/time</w:t>
+      </w:r>
+      <w:r>
+        <w:t xml:space="preserve"> </w:t>
+      </w:r>
+      <w:r>
+        <w:t xml:space="preserve">are available. Recovery at a dependency-bearing binding follows its ordinary upstream</w:t>
+      </w:r>
+      <w:r>
+        <w:t xml:space="preserve"> </w:t>
+      </w:r>
+      <w:r>
+        <w:t xml:space="preserve">relationships; it cannot rely on the head also rebooting. The enabled head admits the</w:t>
+      </w:r>
+      <w:r>
+        <w:t xml:space="preserve"> </w:t>
+      </w:r>
+      <w:r>
+        <w:t xml:space="preserve">resulting forward evaluation with current inputs, never by replaying an interrupted</w:t>
+      </w:r>
+      <w:r>
+        <w:t xml:space="preserve"> </w:t>
+      </w:r>
+      <w:r>
+        <w:t xml:space="preserve">mutation. These independently originated recovery activations can produce repeated</w:t>
+      </w:r>
+      <w:r>
+        <w:t xml:space="preserve"> </w:t>
+      </w:r>
+      <w:r>
+        <w:t xml:space="preserve">evaluations of the same program as its participants return. A single head does not</w:t>
+      </w:r>
+      <w:r>
+        <w:t xml:space="preserve"> </w:t>
+      </w:r>
+      <w:r>
+        <w:t xml:space="preserve">deduplicate them, and ordinary delivery duplicate suppression does not merge them.</w:t>
+      </w:r>
+      <w:r>
+        <w:t xml:space="preserve"> </w:t>
+      </w:r>
+      <w:r>
+        <w:t xml:space="preserve">Coordinated reconciliation after an outage remains deferred. This temporary policy</w:t>
+      </w:r>
+      <w:r>
+        <w:t xml:space="preserve"> </w:t>
+      </w:r>
+      <w:r>
+        <w:t xml:space="preserve">does not establish once-per-program recovery across a network restart.</w:t>
       </w:r>
     </w:p>
     <w:p>
@@ -5455,37 +5529,37 @@
         <w:pStyle w:val="BodyText"/>
       </w:pPr>
       <w:r>
-        <w:t xml:space="preserve">The full-buffer policy is still a design obligation. An implementation must distinguish</w:t>
-      </w:r>
-      <w:r>
-        <w:t xml:space="preserve"> </w:t>
-      </w:r>
-      <w:r>
-        <w:t xml:space="preserve">work not yet accepted from work it has already acknowledged. Possible mechanisms include</w:t>
-      </w:r>
-      <w:r>
-        <w:t xml:space="preserve"> </w:t>
-      </w:r>
-      <w:r>
-        <w:t xml:space="preserve">upstream retry, reserved critical traffic capacity, explicit rejection, and scoped fault</w:t>
-      </w:r>
-      <w:r>
-        <w:t xml:space="preserve"> </w:t>
-      </w:r>
-      <w:r>
-        <w:t xml:space="preserve">escalation; the final combination must be selected and tested rather than silently</w:t>
-      </w:r>
-      <w:r>
-        <w:t xml:space="preserve"> </w:t>
-      </w:r>
-      <w:r>
-        <w:t xml:space="preserve">assumed. Physical state changes can arrive faster than an overloaded link drains, so</w:t>
-      </w:r>
-      <w:r>
-        <w:t xml:space="preserve"> </w:t>
-      </w:r>
-      <w:r>
-        <w:t xml:space="preserve">backpressure alone cannot make arbitrary arrival rates lossless.</w:t>
+        <w:t xml:space="preserve">The admission policy preserves accepted work. A receiver without free execution capacity</w:t>
+      </w:r>
+      <w:r>
+        <w:t xml:space="preserve"> </w:t>
+      </w:r>
+      <w:r>
+        <w:t xml:space="preserve">returns Busy before accepting a visit; its sender retains that visit for retry. The</w:t>
+      </w:r>
+      <w:r>
+        <w:t xml:space="preserve"> </w:t>
+      </w:r>
+      <w:r>
+        <w:t xml:space="preserve">bounded local-change buffer reports overflow when full rather than evicting earlier</w:t>
+      </w:r>
+      <w:r>
+        <w:t xml:space="preserve"> </w:t>
+      </w:r>
+      <w:r>
+        <w:t xml:space="preserve">pending activations. This is distinct from the outward observation transport ring's</w:t>
+      </w:r>
+      <w:r>
+        <w:t xml:space="preserve"> </w:t>
+      </w:r>
+      <w:r>
+        <w:t xml:space="preserve">existing hard eviction. Physical state changes can arrive faster than an overloaded</w:t>
+      </w:r>
+      <w:r>
+        <w:t xml:space="preserve"> </w:t>
+      </w:r>
+      <w:r>
+        <w:t xml:space="preserve">link drains, so backpressure alone cannot make arbitrary arrival rates lossless.</w:t>
       </w:r>
     </w:p>
     <w:p>

--- a/docs/Lattice-DRTOS-Architecture-White-Paper.docx
+++ b/docs/Lattice-DRTOS-Architecture-White-Paper.docx
@@ -5422,6 +5422,94 @@
       </w:r>
       <w:r>
         <w:t xml:space="preserve">program or comparing the clock once per second.</w:t>
+      </w:r>
+    </w:p>
+    <w:p>
+      <w:pPr>
+        <w:pStyle w:val="BodyText"/>
+      </w:pPr>
+      <w:r>
+        <w:t xml:space="preserve">Civil-time predicates such as 20:00–22:00 follow the installation's local civil</w:t>
+      </w:r>
+      <w:r>
+        <w:t xml:space="preserve"> </w:t>
+      </w:r>
+      <w:r>
+        <w:t xml:space="preserve">time, including daylight-saving changes. Commissioning must therefore supply the</w:t>
+      </w:r>
+      <w:r>
+        <w:t xml:space="preserve"> </w:t>
+      </w:r>
+      <w:r>
+        <w:t xml:space="preserve">timezone information needed to determine those changes, alongside UTC and location.</w:t>
+      </w:r>
+      <w:r>
+        <w:t xml:space="preserve"> </w:t>
+      </w:r>
+      <w:r>
+        <w:t xml:space="preserve">UTC remains the common reference; a fixed offset alone does not implement this</w:t>
+      </w:r>
+      <w:r>
+        <w:t xml:space="preserve"> </w:t>
+      </w:r>
+      <w:r>
+        <w:t xml:space="preserve">policy. Timezone interpretation and solar calculation belong to the kernel, not</w:t>
+      </w:r>
+      <w:r>
+        <w:t xml:space="preserve"> </w:t>
+      </w:r>
+      <w:r>
+        <w:t xml:space="preserve">appliance adapters. A small recurring month/week/weekday rule pair allows each</w:t>
+      </w:r>
+      <w:r>
+        <w:t xml:space="preserve"> </w:t>
+      </w:r>
+      <w:r>
+        <w:t xml:space="preserve">vertex to derive future seasonal transitions from the commissioned policy. Rules</w:t>
+      </w:r>
+      <w:r>
+        <w:t xml:space="preserve"> </w:t>
+      </w:r>
+      <w:r>
+        <w:t xml:space="preserve">are policy, not geography: coordinates alone cannot supply civil timezone law.</w:t>
+      </w:r>
+      <w:r>
+        <w:t xml:space="preserve"> </w:t>
+      </w:r>
+      <w:r>
+        <w:t xml:space="preserve">If that policy changes, commissioning updates it; no annual transition download</w:t>
+      </w:r>
+      <w:r>
+        <w:t xml:space="preserve"> </w:t>
+      </w:r>
+      <w:r>
+        <w:t xml:space="preserve">is needed for an unchanged recurring rule.</w:t>
+      </w:r>
+    </w:p>
+    <w:p>
+      <w:pPr>
+        <w:pStyle w:val="BodyText"/>
+      </w:pPr>
+      <w:r>
+        <w:t xml:space="preserve">A tablet or computer can supply the initial reference and rough coordinates.</w:t>
+      </w:r>
+      <w:r>
+        <w:t xml:space="preserve"> </w:t>
+      </w:r>
+      <w:r>
+        <w:t xml:space="preserve">An outdoor observational vertex with GPS may later supply an accurate reference</w:t>
+      </w:r>
+      <w:r>
+        <w:t xml:space="preserve"> </w:t>
+      </w:r>
+      <w:r>
+        <w:t xml:space="preserve">through the same ordinary peer mechanism. Neither GPS nor Wi-Fi is a required</w:t>
+      </w:r>
+      <w:r>
+        <w:t xml:space="preserve"> </w:t>
+      </w:r>
+      <w:r>
+        <w:t xml:space="preserve">kernel interface, and the observation provider acquires no special network role.</w:t>
       </w:r>
     </w:p>
     <w:p>

--- a/docs/Lattice-DRTOS-Architecture-White-Paper.docx
+++ b/docs/Lattice-DRTOS-Architecture-White-Paper.docx
@@ -2314,7 +2314,7 @@
         <w:t xml:space="preserve"> </w:t>
       </w:r>
       <w:r>
-        <w:t xml:space="preserve">installed-program dispatch still needs implementation.</w:t>
+        <w:t xml:space="preserve">installed-program dispatch uses this same task machinery.</w:t>
       </w:r>
     </w:p>
     <w:p>
@@ -2437,9 +2437,9 @@
       <w:pPr>
         <w:pStyle w:val="Heading3"/>
       </w:pPr>
-      <w:bookmarkStart w:id="33" w:name="_e36e72275fb62abbe937837571486c227ce69ac"/>
-      <w:r>
-        <w:t xml:space="preserve">Retained history and derived state</w:t>
+      <w:bookmarkStart w:id="33" w:name="_9622b80bd7722351eb28979b34d1154e1fbfae0"/>
+      <w:r>
+        <w:t xml:space="preserve">Historical inputs and current calculations</w:t>
       </w:r>
       <w:bookmarkEnd w:id="33"/>
     </w:p>
@@ -2448,75 +2448,69 @@
         <w:pStyle w:val="FirstParagraph"/>
       </w:pPr>
       <w:r>
-        <w:t xml:space="preserve">Some programs need bounded observations or calculated state that survives a traversal. Its</w:t>
-      </w:r>
-      <w:r>
-        <w:t xml:space="preserve"> </w:t>
-      </w:r>
-      <w:r>
-        <w:t xml:space="preserve">definition identifies the source states, maintenance calculation, triggering deltas and</w:t>
-      </w:r>
-      <w:r>
-        <w:t xml:space="preserve"> </w:t>
-      </w:r>
-      <w:r>
-        <w:t xml:space="preserve">retention bound. Inputs remain grounded in actual exposed capabilities or commissioned</w:t>
-      </w:r>
-      <w:r>
-        <w:t xml:space="preserve"> </w:t>
-      </w:r>
-      <w:r>
-        <w:t xml:space="preserve">context. The appliance firmware qualifies its own observations; the kernel retains</w:t>
-      </w:r>
-      <w:r>
-        <w:t xml:space="preserve"> </w:t>
-      </w:r>
-      <w:r>
-        <w:t xml:space="preserve">registered changes rather than every sample or tick. No mandatory time-length history is</w:t>
-      </w:r>
-      <w:r>
-        <w:t xml:space="preserve"> </w:t>
-      </w:r>
-      <w:r>
-        <w:t xml:space="preserve">imposed. Empty/unavailable observations remain distinct from false or zero.</w:t>
-      </w:r>
-    </w:p>
-    <w:p>
-      <w:pPr>
-        <w:pStyle w:val="BodyText"/>
-      </w:pPr>
-      <w:r>
-        <w:t xml:space="preserve">Retained state and the head's temporary working values have different ownership. The</w:t>
-      </w:r>
-      <w:r>
-        <w:t xml:space="preserve"> </w:t>
-      </w:r>
-      <w:r>
-        <w:t xml:space="preserve">program supplies retained-state definitions after firmware compilation; appliance authors</w:t>
-      </w:r>
-      <w:r>
-        <w:t xml:space="preserve"> </w:t>
-      </w:r>
-      <w:r>
-        <w:t xml:space="preserve">must not precompile each automation's history/calculation. Installed derived values must</w:t>
-      </w:r>
-      <w:r>
-        <w:t xml:space="preserve"> </w:t>
-      </w:r>
-      <w:r>
-        <w:t xml:space="preserve">have mathematical definitions available to the compiler. State maintenance uses captured</w:t>
-      </w:r>
-      <w:r>
-        <w:t xml:space="preserve"> </w:t>
-      </w:r>
-      <w:r>
-        <w:t xml:space="preserve">observations before dependent evaluation; reading a previous computed result does not</w:t>
-      </w:r>
-      <w:r>
-        <w:t xml:space="preserve"> </w:t>
-      </w:r>
-      <w:r>
-        <w:t xml:space="preserve">itself subscribe that updater to its own output as a new change source.</w:t>
+        <w:t xml:space="preserve">Typed calculations over current exposed states and the head's temporary working values</w:t>
+      </w:r>
+      <w:r>
+        <w:t xml:space="preserve"> </w:t>
+      </w:r>
+      <w:r>
+        <w:t xml:space="preserve">are ordinary program work. Historical inputs require a separate declared retention</w:t>
+      </w:r>
+      <w:r>
+        <w:t xml:space="preserve"> </w:t>
+      </w:r>
+      <w:r>
+        <w:t xml:space="preserve">capability. Installing an automation must not silently add history getters to an</w:t>
+      </w:r>
+      <w:r>
+        <w:t xml:space="preserve"> </w:t>
+      </w:r>
+      <w:r>
+        <w:t xml:space="preserve">appliance's surface or make its correctness depend on a volatile buffer that disappears</w:t>
+      </w:r>
+      <w:r>
+        <w:t xml:space="preserve"> </w:t>
+      </w:r>
+      <w:r>
+        <w:t xml:space="preserve">after reboot. Automation-authored history maintenance is deferred.</w:t>
+      </w:r>
+    </w:p>
+    <w:p>
+      <w:pPr>
+        <w:pStyle w:val="BodyText"/>
+      </w:pPr>
+      <w:r>
+        <w:t xml:space="preserve">An optional recording vertex may retain qualified network deltas and expose historical</w:t>
+      </w:r>
+      <w:r>
+        <w:t xml:space="preserve"> </w:t>
+      </w:r>
+      <w:r>
+        <w:t xml:space="preserve">information through its own surface. That does not require every appliance to record raw</w:t>
+      </w:r>
+      <w:r>
+        <w:t xml:space="preserve"> </w:t>
+      </w:r>
+      <w:r>
+        <w:t xml:space="preserve">hardware samples or invent observations at a fixed sampling interval. Missing information</w:t>
+      </w:r>
+      <w:r>
+        <w:t xml:space="preserve"> </w:t>
+      </w:r>
+      <w:r>
+        <w:t xml:space="preserve">cannot be substituted with zero or false. A public receive call log is deferred as well;</w:t>
+      </w:r>
+      <w:r>
+        <w:t xml:space="preserve"> </w:t>
+      </w:r>
+      <w:r>
+        <w:t xml:space="preserve">it is not required for addressed dependent delivery and does not establish a historical</w:t>
+      </w:r>
+      <w:r>
+        <w:t xml:space="preserve"> </w:t>
+      </w:r>
+      <w:r>
+        <w:t xml:space="preserve">query service.</w:t>
       </w:r>
     </w:p>
     <w:p>
@@ -2745,6 +2739,89 @@
       </w:r>
       <w:r>
         <w:t xml:space="preserve">requiring the compiler to precompute route permutations.</w:t>
+      </w:r>
+    </w:p>
+    <w:p>
+      <w:pPr>
+        <w:pStyle w:val="BodyText"/>
+      </w:pPr>
+      <w:r>
+        <w:t xml:space="preserve">Delivery responsibility follows actual installed dependencies and other explicitly</w:t>
+      </w:r>
+      <w:r>
+        <w:t xml:space="preserve"> </w:t>
+      </w:r>
+      <w:r>
+        <w:t xml:space="preserve">addressed recipients. Each registered source change activates its own resident dependency</w:t>
+      </w:r>
+      <w:r>
+        <w:t xml:space="preserve"> </w:t>
+      </w:r>
+      <w:r>
+        <w:t xml:space="preserve">links; it does not require every vertex to receive a copy of that change. Other vertices</w:t>
+      </w:r>
+      <w:r>
+        <w:t xml:space="preserve"> </w:t>
+      </w:r>
+      <w:r>
+        <w:t xml:space="preserve">do not maintain a global dependency table or infer relevance from overheard traversal.</w:t>
+      </w:r>
+      <w:r>
+        <w:t xml:space="preserve"> </w:t>
+      </w:r>
+      <w:r>
+        <w:t xml:space="preserve">The source must transmit a change notification along each affected program's upstream</w:t>
+      </w:r>
+      <w:r>
+        <w:t xml:space="preserve"> </w:t>
+      </w:r>
+      <w:r>
+        <w:t xml:space="preserve">path. The current implementation calls this addressed notification an upstream activation.</w:t>
+      </w:r>
+      <w:r>
+        <w:t xml:space="preserve"> </w:t>
+      </w:r>
+      <w:r>
+        <w:t xml:space="preserve">If it does not reach the next remote evaluation owner, that owner cannot continue toward</w:t>
+      </w:r>
+      <w:r>
+        <w:t xml:space="preserve"> </w:t>
+      </w:r>
+      <w:r>
+        <w:t xml:space="preserve">the head. This is outward delta propagation; local registration alone is insufficient.</w:t>
+      </w:r>
+      <w:r>
+        <w:t xml:space="preserve"> </w:t>
+      </w:r>
+      <w:r>
+        <w:t xml:space="preserve">The separate best-effort</w:t>
+      </w:r>
+      <w:r>
+        <w:t xml:space="preserve"> </w:t>
+      </w:r>
+      <w:r>
+        <w:rPr>
+          <w:rStyle w:val="VerbatimChar"/>
+        </w:rPr>
+        <w:t xml:space="preserve">StateChanged</w:t>
+      </w:r>
+      <w:r>
+        <w:t xml:space="preserve"> </w:t>
+      </w:r>
+      <w:r>
+        <w:t xml:space="preserve">broadcast carries an attribute/value notice for</w:t>
+      </w:r>
+      <w:r>
+        <w:t xml:space="preserve"> </w:t>
+      </w:r>
+      <w:r>
+        <w:t xml:space="preserve">observation. Distinguishing these wire classes must not be mistaken for independence</w:t>
+      </w:r>
+      <w:r>
+        <w:t xml:space="preserve"> </w:t>
+      </w:r>
+      <w:r>
+        <w:t xml:space="preserve">from change notification or from its delivery guarantee.</w:t>
       </w:r>
     </w:p>
     <w:p>
@@ -2867,7 +2944,7 @@
               <w:pStyle w:val="Compact"/>
             </w:pPr>
             <w:r>
-              <w:t xml:space="preserve">The named target accepted the specified delivery. Relays may propagate this receipt to suppress outstanding copies.</w:t>
+              <w:t xml:space="preserve">The named target accepted the specified delivery; its correlated receipt establishes acceptance of this handoff.</w:t>
             </w:r>
           </w:p>
         </w:tc>
@@ -2999,9 +3076,9 @@
       <w:pPr>
         <w:pStyle w:val="Heading3"/>
       </w:pPr>
-      <w:bookmarkStart w:id="37" w:name="_ea5406a3d73c6451009617f0b3cff88a6260f61"/>
-      <w:r>
-        <w:t xml:space="preserve">Receipts and duplicate suppression</w:t>
+      <w:bookmarkStart w:id="37" w:name="_14480b7066969b7c43e8b553712b3896ca299c2"/>
+      <w:r>
+        <w:t xml:space="preserve">Continuous native control</w:t>
       </w:r>
       <w:bookmarkEnd w:id="37"/>
     </w:p>
@@ -3010,142 +3087,326 @@
         <w:pStyle w:val="FirstParagraph"/>
       </w:pPr>
       <w:r>
-        <w:t xml:space="preserve">Duplicate suppression is local recognition of a delivery already accepted within the</w:t>
-      </w:r>
-      <w:r>
-        <w:t xml:space="preserve"> </w:t>
-      </w:r>
-      <w:r>
-        <w:t xml:space="preserve">retained identity window. A duplicate need not repeat the predicate or mutation, but can</w:t>
-      </w:r>
-      <w:r>
-        <w:t xml:space="preserve"> </w:t>
-      </w:r>
-      <w:r>
-        <w:t xml:space="preserve">elicit the same receipt so that an earlier lost acknowledgement does not force unnecessary</w:t>
-      </w:r>
-      <w:r>
-        <w:t xml:space="preserve"> </w:t>
-      </w:r>
-      <w:r>
-        <w:t xml:space="preserve">work. Network redundancy suppression is the related process of stopping other copies after</w:t>
-      </w:r>
-      <w:r>
-        <w:t xml:space="preserve"> </w:t>
-      </w:r>
-      <w:r>
-        <w:t xml:space="preserve">learning that the intended target accepted the delivery. A relay's receipt alone does not</w:t>
-      </w:r>
-      <w:r>
-        <w:t xml:space="preserve"> </w:t>
-      </w:r>
-      <w:r>
-        <w:t xml:space="preserve">prove that the semantic target received it.</w:t>
-      </w:r>
-    </w:p>
-    <w:p>
-      <w:pPr>
-        <w:pStyle w:val="BodyText"/>
-      </w:pPr>
-      <w:r>
-        <w:t xml:space="preserve">No network-wide vote or exclusive forwarding authority is required before a recipient</w:t>
-      </w:r>
-      <w:r>
-        <w:t xml:space="preserve"> </w:t>
-      </w:r>
-      <w:r>
-        <w:t xml:space="preserve">progresses. High-priority receipt dissemination can suppress redundant forwarding</w:t>
-      </w:r>
-      <w:r>
-        <w:t xml:space="preserve"> </w:t>
-      </w:r>
-      <w:r>
-        <w:t xml:space="preserve">promptly. Storage for outstanding work is bounded. Under pressure, accepted traversals</w:t>
-      </w:r>
-      <w:r>
-        <w:t xml:space="preserve"> </w:t>
-      </w:r>
-      <w:r>
-        <w:t xml:space="preserve">remain owned by their current holder; a receiver without capacity returns Busy so the</w:t>
-      </w:r>
-      <w:r>
-        <w:t xml:space="preserve"> </w:t>
-      </w:r>
-      <w:r>
-        <w:t xml:space="preserve">sender retains and retries the same work with capped backoff. An unavailable peer may</w:t>
-      </w:r>
-      <w:r>
-        <w:t xml:space="preserve"> </w:t>
-      </w:r>
-      <w:r>
-        <w:t xml:space="preserve">therefore occupy bounded execution capacity until delivery can proceed. Incomplete,</w:t>
-      </w:r>
-      <w:r>
-        <w:t xml:space="preserve"> </w:t>
-      </w:r>
-      <w:r>
-        <w:t xml:space="preserve">unaccepted reservations and completed-delivery receipts can expire under explicit</w:t>
-      </w:r>
-      <w:r>
-        <w:t xml:space="preserve"> </w:t>
-      </w:r>
-      <w:r>
-        <w:t xml:space="preserve">identity rules; their expiry must never turn a retransmission into another invocation.</w:t>
-      </w:r>
-      <w:r>
-        <w:t xml:space="preserve"> </w:t>
-      </w:r>
-      <w:r>
-        <w:t xml:space="preserve">Uncertain acceptance after lost receipt history is reported rather than re-created as</w:t>
-      </w:r>
-      <w:r>
-        <w:t xml:space="preserve"> </w:t>
-      </w:r>
-      <w:r>
-        <w:t xml:space="preserve">new work. No unbounded dynamic cache is introduced.</w:t>
-      </w:r>
-    </w:p>
-    <w:p>
-      <w:pPr>
-        <w:pStyle w:val="BodyText"/>
-      </w:pPr>
-      <w:r>
-        <w:t xml:space="preserve">The identity must distinguish a new registered change from another copy of the same change</w:t>
-      </w:r>
-      <w:r>
-        <w:t xml:space="preserve"> </w:t>
-      </w:r>
-      <w:r>
-        <w:t xml:space="preserve">and distinguish separate legitimate visits where a graph branches or recurs. Reusing only</w:t>
-      </w:r>
-      <w:r>
-        <w:t xml:space="preserve"> </w:t>
-      </w:r>
-      <w:r>
-        <w:t xml:space="preserve">a program identifier would incorrectly collapse real work. Reusing only a packet</w:t>
-      </w:r>
-      <w:r>
-        <w:t xml:space="preserve"> </w:t>
-      </w:r>
-      <w:r>
-        <w:t xml:space="preserve">identifier without a boot or slot incarnation would allow delayed traffic to address a</w:t>
-      </w:r>
-      <w:r>
-        <w:t xml:space="preserve"> </w:t>
-      </w:r>
-      <w:r>
-        <w:t xml:space="preserve">different object. Exact fields and wrap bounds remain to be specified.</w:t>
+        <w:t xml:space="preserve">Continuous scalar control is a required core kernel communication primitive. A peer</w:t>
+      </w:r>
+      <w:r>
+        <w:t xml:space="preserve"> </w:t>
+      </w:r>
+      <w:r>
+        <w:t xml:space="preserve">such as the tablet can maintain an addressed control relationship with an existing</w:t>
+      </w:r>
+      <w:r>
+        <w:t xml:space="preserve"> </w:t>
+      </w:r>
+      <w:r>
+        <w:t xml:space="preserve">native transformer and send successive typed arguments while receiving state feedback.</w:t>
+      </w:r>
+      <w:r>
+        <w:t xml:space="preserve"> </w:t>
+      </w:r>
+      <w:r>
+        <w:t xml:space="preserve">Dragging a dimmer slider is the immediate use case. It needs no installed automation,</w:t>
+      </w:r>
+      <w:r>
+        <w:t xml:space="preserve"> </w:t>
+      </w:r>
+      <w:r>
+        <w:t xml:space="preserve">nucleus, appliance-specific stream handler or change to the current traversal model.</w:t>
+      </w:r>
+    </w:p>
+    <w:p>
+      <w:pPr>
+        <w:pStyle w:val="BodyText"/>
+      </w:pPr>
+      <w:r>
+        <w:t xml:space="preserve">The caller supplies the destination, native handle and argument. The kernel owns binary</w:t>
+      </w:r>
+      <w:r>
+        <w:t xml:space="preserve"> </w:t>
+      </w:r>
+      <w:r>
+        <w:t xml:space="preserve">framing, correlation, ordering, bounded flow control, delivery recovery and dispatch to</w:t>
+      </w:r>
+      <w:r>
+        <w:t xml:space="preserve"> </w:t>
+      </w:r>
+      <w:r>
+        <w:t xml:space="preserve">the native hardware function. The relationship reuses established bindings and routes;</w:t>
+      </w:r>
+      <w:r>
+        <w:t xml:space="preserve"> </w:t>
+      </w:r>
+      <w:r>
+        <w:t xml:space="preserve">it must not require surface discovery or a new connection for each slider movement.</w:t>
+      </w:r>
+      <w:r>
+        <w:t xml:space="preserve"> </w:t>
+      </w:r>
+      <w:r>
+        <w:t xml:space="preserve">Feedback belongs to the participating peers rather than a guarantee that every vertex</w:t>
+      </w:r>
+      <w:r>
+        <w:t xml:space="preserve"> </w:t>
+      </w:r>
+      <w:r>
+        <w:t xml:space="preserve">receives every update. Receipt, native-call completion and observed physical state retain</w:t>
+      </w:r>
+      <w:r>
+        <w:t xml:space="preserve"> </w:t>
+      </w:r>
+      <w:r>
+        <w:t xml:space="preserve">their distinct meanings. The final selected value needs an established outcome or an</w:t>
+      </w:r>
+      <w:r>
+        <w:t xml:space="preserve"> </w:t>
+      </w:r>
+      <w:r>
+        <w:t xml:space="preserve">explicitly unconfirmed result, rather than silent loss when the gesture ends.</w:t>
+      </w:r>
+    </w:p>
+    <w:p>
+      <w:pPr>
+        <w:pStyle w:val="BodyText"/>
+      </w:pPr>
+      <w:r>
+        <w:t xml:space="preserve">The performance goal is a short path from a compact numeric handle/argument message to</w:t>
+      </w:r>
+      <w:r>
+        <w:t xml:space="preserve"> </w:t>
+      </w:r>
+      <w:r>
+        <w:t xml:space="preserve">native dispatch, with no text or per-value IR interpretation. Minimize buffer copies</w:t>
+      </w:r>
+      <w:r>
+        <w:t xml:space="preserve"> </w:t>
+      </w:r>
+      <w:r>
+        <w:t xml:space="preserve">where port ownership permits reuse, but do not assume RDMA, shared MCU addresses or a</w:t>
+      </w:r>
+      <w:r>
+        <w:t xml:space="preserve"> </w:t>
+      </w:r>
+      <w:r>
+        <w:t xml:space="preserve">zero-copy path that the implementation has not demonstrated. Measure input-to-dispatch</w:t>
+      </w:r>
+      <w:r>
+        <w:t xml:space="preserve"> </w:t>
+      </w:r>
+      <w:r>
+        <w:t xml:space="preserve">and input-to-observed-state latency; radio airtime, contention, retries and finite native</w:t>
+      </w:r>
+      <w:r>
+        <w:t xml:space="preserve"> </w:t>
+      </w:r>
+      <w:r>
+        <w:t xml:space="preserve">execution still contribute. A hard latency bound requires those costs to be bounded.</w:t>
+      </w:r>
+    </w:p>
+    <w:p>
+      <w:pPr>
+        <w:pStyle w:val="BodyText"/>
+      </w:pPr>
+      <w:r>
+        <w:t xml:space="preserve">Streaming does not authorize cancellation or supersession of accepted work, or merging</w:t>
+      </w:r>
+      <w:r>
+        <w:t xml:space="preserve"> </w:t>
+      </w:r>
+      <w:r>
+        <w:t xml:space="preserve">actual registered appliance deltas. Any combining of unsent UI samples is a separate,</w:t>
+      </w:r>
+      <w:r>
+        <w:t xml:space="preserve"> </w:t>
+      </w:r>
+      <w:r>
+        <w:t xml:space="preserve">explicit input policy. Ordering, the outstanding-update bound and disconnect/reconnect</w:t>
+      </w:r>
+      <w:r>
+        <w:t xml:space="preserve"> </w:t>
+      </w:r>
+      <w:r>
+        <w:t xml:space="preserve">behavior must be decided before implementation; no particular stream ABI is fixed here.</w:t>
       </w:r>
     </w:p>
     <w:p>
       <w:pPr>
         <w:pStyle w:val="Heading3"/>
       </w:pPr>
-      <w:bookmarkStart w:id="38" w:name="_a82ca3c28648001b29c069d2190980a669a4b1a"/>
+      <w:bookmarkStart w:id="38" w:name="_9c620f3f2751e8eab04866e76ed86f78dd6cc6c"/>
+      <w:r>
+        <w:t xml:space="preserve">Dependent delivery and acceptance receipts</w:t>
+      </w:r>
+      <w:bookmarkEnd w:id="38"/>
+    </w:p>
+    <w:p>
+      <w:pPr>
+        <w:pStyle w:val="FirstParagraph"/>
+      </w:pPr>
+      <w:r>
+        <w:t xml:space="preserve">The source owner knows its local dependent entries from the installed graph. Activation</w:t>
+      </w:r>
+      <w:r>
+        <w:t xml:space="preserve"> </w:t>
+      </w:r>
+      <w:r>
+        <w:t xml:space="preserve">follows their upstream links toward the head; forward evaluation follows the selected</w:t>
+      </w:r>
+      <w:r>
+        <w:t xml:space="preserve"> </w:t>
+      </w:r>
+      <w:r>
+        <w:t xml:space="preserve">successors. A transport relay forwards toward the named owner without interpreting the</w:t>
+      </w:r>
+      <w:r>
+        <w:t xml:space="preserve"> </w:t>
+      </w:r>
+      <w:r>
+        <w:t xml:space="preserve">predicate or deciding whether the change matters. The destination validates and accepts</w:t>
+      </w:r>
+      <w:r>
+        <w:t xml:space="preserve"> </w:t>
+      </w:r>
+      <w:r>
+        <w:t xml:space="preserve">its own bound work. Observing another traversal is not substituted for that receipt.</w:t>
+      </w:r>
+    </w:p>
+    <w:p>
+      <w:pPr>
+        <w:pStyle w:val="BodyText"/>
+      </w:pPr>
+      <w:r>
+        <w:t xml:space="preserve">The current holder retains each handoff until the named evaluation owner accepts it.</w:t>
+      </w:r>
+      <w:r>
+        <w:t xml:space="preserve"> </w:t>
+      </w:r>
+      <w:r>
+        <w:t xml:space="preserve">Transport-hop acknowledgment proves only frame reception at that hop. After accepting</w:t>
+      </w:r>
+      <w:r>
+        <w:t xml:space="preserve"> </w:t>
+      </w:r>
+      <w:r>
+        <w:t xml:space="preserve">work, the next evaluation owner is responsible for its own onward handoffs. Neither the</w:t>
+      </w:r>
+      <w:r>
+        <w:t xml:space="preserve"> </w:t>
+      </w:r>
+      <w:r>
+        <w:t xml:space="preserve">origin nor a relay needs a network-wide recipient list. Reaching the head is acceptance</w:t>
+      </w:r>
+      <w:r>
+        <w:t xml:space="preserve"> </w:t>
+      </w:r>
+      <w:r>
+        <w:t xml:space="preserve">there, not proof that the tail has executed or every other dependent has received work.</w:t>
+      </w:r>
+    </w:p>
+    <w:p>
+      <w:pPr>
+        <w:pStyle w:val="BodyText"/>
+      </w:pPr>
+      <w:r>
+        <w:t xml:space="preserve">Requests and receipts have stable correlation across retries. A lost request is retried;</w:t>
+      </w:r>
+      <w:r>
+        <w:t xml:space="preserve"> </w:t>
+      </w:r>
+      <w:r>
+        <w:t xml:space="preserve">a lost acceptance receipt is answered from retained acceptance evidence without repeating</w:t>
+      </w:r>
+      <w:r>
+        <w:t xml:space="preserve"> </w:t>
+      </w:r>
+      <w:r>
+        <w:t xml:space="preserve">processing. Receipts do not require another chain of receipt acknowledgments. The current</w:t>
+      </w:r>
+      <w:r>
+        <w:t xml:space="preserve"> </w:t>
+      </w:r>
+      <w:r>
+        <w:t xml:space="preserve">Release operation frees retained evidence after the sender has learned acceptance; a lost</w:t>
+      </w:r>
+      <w:r>
+        <w:t xml:space="preserve"> </w:t>
+      </w:r>
+      <w:r>
+        <w:t xml:space="preserve">Release does not revoke acceptance or block the receiver's admitted work.</w:t>
+      </w:r>
+    </w:p>
+    <w:p>
+      <w:pPr>
+        <w:pStyle w:val="BodyText"/>
+      </w:pPr>
+      <w:r>
+        <w:t xml:space="preserve">Fixed capacity remains explicit. Busy leaves work with its sender for later retry. Accepted</w:t>
+      </w:r>
+      <w:r>
+        <w:t xml:space="preserve"> </w:t>
+      </w:r>
+      <w:r>
+        <w:t xml:space="preserve">work is not evicted to make room for another visit. Distinct local changes remain distinct</w:t>
+      </w:r>
+      <w:r>
+        <w:t xml:space="preserve"> </w:t>
+      </w:r>
+      <w:r>
+        <w:t xml:space="preserve">causes; the existing bounded local-cause overflow report is not a lossless-delivery claim.</w:t>
+      </w:r>
+      <w:r>
+        <w:t xml:space="preserve"> </w:t>
+      </w:r>
+      <w:r>
+        <w:t xml:space="preserve">Reboot and reused-storage identities prevent stale tickets from becoming new invocations;</w:t>
+      </w:r>
+      <w:r>
+        <w:t xml:space="preserve"> </w:t>
+      </w:r>
+      <w:r>
+        <w:t xml:space="preserve">uncertain acceptance is reported rather than guessed. These rules do not guarantee</w:t>
+      </w:r>
+      <w:r>
+        <w:t xml:space="preserve"> </w:t>
+      </w:r>
+      <w:r>
+        <w:t xml:space="preserve">exactly-once physical effects across arbitrary crashes.</w:t>
+      </w:r>
+    </w:p>
+    <w:p>
+      <w:pPr>
+        <w:pStyle w:val="BodyText"/>
+      </w:pPr>
+      <w:r>
+        <w:t xml:space="preserve">Universal delta dissemination and a standardized public receive call log are deferred.</w:t>
+      </w:r>
+      <w:r>
+        <w:t xml:space="preserve"> </w:t>
+      </w:r>
+      <w:r>
+        <w:t xml:space="preserve">They must not become prerequisites for this addressed delivery path. A future explicit</w:t>
+      </w:r>
+      <w:r>
+        <w:t xml:space="preserve"> </w:t>
+      </w:r>
+      <w:r>
+        <w:t xml:space="preserve">consumer of observations would need its own receiving relationship and delivery policy;</w:t>
+      </w:r>
+      <w:r>
+        <w:t xml:space="preserve"> </w:t>
+      </w:r>
+      <w:r>
+        <w:t xml:space="preserve">the existing best-effort broadcasts do not silently provide reliable subscriptions.</w:t>
+      </w:r>
+    </w:p>
+    <w:p>
+      <w:pPr>
+        <w:pStyle w:val="Heading3"/>
+      </w:pPr>
+      <w:bookmarkStart w:id="39" w:name="_a82ca3c28648001b29c069d2190980a669a4b1a"/>
       <w:r>
         <w:t xml:space="preserve">Completion and uncertain outcomes</w:t>
       </w:r>
-      <w:bookmarkEnd w:id="38"/>
+      <w:bookmarkEnd w:id="39"/>
     </w:p>
     <w:p>
       <w:pPr>
@@ -3239,11 +3500,11 @@
       <w:pPr>
         <w:pStyle w:val="Heading2"/>
       </w:pPr>
-      <w:bookmarkStart w:id="39" w:name="_8e0339d746b6d221764c9d6fb1ce71724b3dfbe"/>
+      <w:bookmarkStart w:id="40" w:name="_8e0339d746b6d221764c9d6fb1ce71724b3dfbe"/>
       <w:r>
         <w:t xml:space="preserve">Adaptive relay bindings and bounded routing state</w:t>
       </w:r>
-      <w:bookmarkEnd w:id="39"/>
+      <w:bookmarkEnd w:id="40"/>
     </w:p>
     <w:p>
       <w:pPr>
@@ -3313,11 +3574,11 @@
       <w:pPr>
         <w:pStyle w:val="Heading3"/>
       </w:pPr>
-      <w:bookmarkStart w:id="40" w:name="_8e0707287738ae7b3be90e5567739edcf67946b"/>
+      <w:bookmarkStart w:id="41" w:name="_8e0707287738ae7b3be90e5567739edcf67946b"/>
       <w:r>
         <w:t xml:space="preserve">Weights describe marginal usefulness</w:t>
       </w:r>
-      <w:bookmarkEnd w:id="40"/>
+      <w:bookmarkEnd w:id="41"/>
     </w:p>
     <w:p>
       <w:pPr>
@@ -3341,7 +3602,7 @@
       <w:r>
         <w:t xml:space="preserve"> </w:t>
       </w:r>
-      <w:hyperlink r:id="rId41">
+      <w:hyperlink r:id="rId42">
         <w:r>
           <w:rPr>
             <w:rStyle w:val="Hyperlink"/>
@@ -3367,6 +3628,32 @@
         <w:pStyle w:val="BodyText"/>
       </w:pPr>
       <w:r>
+        <w:t xml:space="preserve">Local elapsed measurements provide cost evidence without globally synchronized clocks.</w:t>
+      </w:r>
+      <w:r>
+        <w:t xml:space="preserve"> </w:t>
+      </w:r>
+      <w:r>
+        <w:t xml:space="preserve">If send/receive timestamps are exposed in future diagnostics, their different clock domains</w:t>
+      </w:r>
+      <w:r>
+        <w:t xml:space="preserve"> </w:t>
+      </w:r>
+      <w:r>
+        <w:t xml:space="preserve">and uncertainty must be retained when estimating one-way latency. Public log inspection is</w:t>
+      </w:r>
+      <w:r>
+        <w:t xml:space="preserve"> </w:t>
+      </w:r>
+      <w:r>
+        <w:t xml:space="preserve">not required to measure marginal communication cost.</w:t>
+      </w:r>
+    </w:p>
+    <w:p>
+      <w:pPr>
+        <w:pStyle w:val="BodyText"/>
+      </w:pPr>
+      <w:r>
         <w:t xml:space="preserve">A relay weight reflects the benefit of retaining a particular connection under scarce</w:t>
       </w:r>
       <w:r>
@@ -3468,11 +3755,11 @@
       <w:pPr>
         <w:pStyle w:val="Heading3"/>
       </w:pPr>
-      <w:bookmarkStart w:id="42" w:name="_fe04ec213d9ffcecb5fd5dd95d99eaf366b7618"/>
+      <w:bookmarkStart w:id="43" w:name="_fe04ec213d9ffcecb5fd5dd95d99eaf366b7618"/>
       <w:r>
         <w:t xml:space="preserve">Changing a resident path</w:t>
       </w:r>
-      <w:bookmarkEnd w:id="42"/>
+      <w:bookmarkEnd w:id="43"/>
     </w:p>
     <w:p>
       <w:pPr>
@@ -3574,11 +3861,11 @@
       <w:pPr>
         <w:pStyle w:val="Heading2"/>
       </w:pPr>
-      <w:bookmarkStart w:id="43" w:name="_d9caff6fba034a006a0408f95b69585ff9c2129"/>
+      <w:bookmarkStart w:id="44" w:name="_d9caff6fba034a006a0408f95b69585ff9c2129"/>
       <w:r>
         <w:t xml:space="preserve">Safety invariants and conditional watchdogs</w:t>
       </w:r>
-      <w:bookmarkEnd w:id="43"/>
+      <w:bookmarkEnd w:id="44"/>
     </w:p>
     <w:p>
       <w:pPr>
@@ -3772,11 +4059,11 @@
       <w:pPr>
         <w:pStyle w:val="Heading3"/>
       </w:pPr>
-      <w:bookmarkStart w:id="44" w:name="_0badcf0eb04dd3ec0855c1b47ae40e9161413b2"/>
+      <w:bookmarkStart w:id="45" w:name="_0badcf0eb04dd3ec0855c1b47ae40e9161413b2"/>
       <w:r>
         <w:t xml:space="preserve">Protection exists while the state is open</w:t>
       </w:r>
-      <w:bookmarkEnd w:id="44"/>
+      <w:bookmarkEnd w:id="45"/>
     </w:p>
     <w:p>
       <w:pPr>
@@ -3877,18 +4164,18 @@
           <wp:inline>
             <wp:extent cx="5334000" cy="2869045"/>
             <wp:effectExtent b="0" l="0" r="0" t="0"/>
-            <wp:docPr descr="Protection" title="" id="46" name="Picture"/>
+            <wp:docPr descr="Protection" title="" id="47" name="Picture"/>
             <a:graphic>
               <a:graphicData uri="http://schemas.openxmlformats.org/drawingml/2006/picture">
                 <pic:pic>
                   <pic:nvPicPr>
-                    <pic:cNvPr descr="assets/architecture/protection.png" id="47" name="Picture"/>
+                    <pic:cNvPr descr="assets/architecture/protection.png" id="48" name="Picture"/>
                     <pic:cNvPicPr>
                       <a:picLocks noChangeArrowheads="1" noChangeAspect="1"/>
                     </pic:cNvPicPr>
                   </pic:nvPicPr>
                   <pic:blipFill>
-                    <a:blip r:embed="rId45"/>
+                    <a:blip r:embed="rId46"/>
                     <a:stretch>
                       <a:fillRect/>
                     </a:stretch>
@@ -3939,11 +4226,11 @@
       <w:pPr>
         <w:pStyle w:val="Heading3"/>
       </w:pPr>
-      <w:bookmarkStart w:id="48" w:name="_e9386898716cebcfe0ef60df589a20916739d76"/>
+      <w:bookmarkStart w:id="49" w:name="_e9386898716cebcfe0ef60df589a20916739d76"/>
       <w:r>
         <w:t xml:space="preserve">Distributed fault behavior</w:t>
       </w:r>
-      <w:bookmarkEnd w:id="48"/>
+      <w:bookmarkEnd w:id="49"/>
     </w:p>
     <w:p>
       <w:pPr>
@@ -4031,11 +4318,11 @@
       <w:pPr>
         <w:pStyle w:val="Heading2"/>
       </w:pPr>
-      <w:bookmarkStart w:id="49" w:name="_ed00e8a1958a107902c17fd0556cfce944abc14"/>
+      <w:bookmarkStart w:id="50" w:name="_ed00e8a1958a107902c17fd0556cfce944abc14"/>
       <w:r>
         <w:t xml:space="preserve">Installation replacement and enablement</w:t>
       </w:r>
-      <w:bookmarkEnd w:id="49"/>
+      <w:bookmarkEnd w:id="50"/>
     </w:p>
     <w:p>
       <w:pPr>
@@ -4282,18 +4569,18 @@
           <wp:inline>
             <wp:extent cx="5334000" cy="2262909"/>
             <wp:effectExtent b="0" l="0" r="0" t="0"/>
-            <wp:docPr descr="Replacement" title="" id="51" name="Picture"/>
+            <wp:docPr descr="Replacement" title="" id="52" name="Picture"/>
             <a:graphic>
               <a:graphicData uri="http://schemas.openxmlformats.org/drawingml/2006/picture">
                 <pic:pic>
                   <pic:nvPicPr>
-                    <pic:cNvPr descr="assets/architecture/replacement.png" id="52" name="Picture"/>
+                    <pic:cNvPr descr="assets/architecture/replacement.png" id="53" name="Picture"/>
                     <pic:cNvPicPr>
                       <a:picLocks noChangeArrowheads="1" noChangeAspect="1"/>
                     </pic:cNvPicPr>
                   </pic:nvPicPr>
                   <pic:blipFill>
-                    <a:blip r:embed="rId50"/>
+                    <a:blip r:embed="rId51"/>
                     <a:stretch>
                       <a:fillRect/>
                     </a:stretch>
@@ -4370,11 +4657,11 @@
       <w:pPr>
         <w:pStyle w:val="Heading3"/>
       </w:pPr>
-      <w:bookmarkStart w:id="53" w:name="_e8620c825e7ea50122f3d834c9e7f7ac80b1d5c"/>
+      <w:bookmarkStart w:id="54" w:name="_e8620c825e7ea50122f3d834c9e7f7ac80b1d5c"/>
       <w:r>
         <w:t xml:space="preserve">What still needs a protocol</w:t>
       </w:r>
-      <w:bookmarkEnd w:id="53"/>
+      <w:bookmarkEnd w:id="54"/>
     </w:p>
     <w:p>
       <w:pPr>
@@ -4418,11 +4705,11 @@
       <w:pPr>
         <w:pStyle w:val="Heading3"/>
       </w:pPr>
-      <w:bookmarkStart w:id="54" w:name="_944712bbe86e18b33a270dae4bc954b56fd72b0"/>
+      <w:bookmarkStart w:id="55" w:name="_944712bbe86e18b33a270dae4bc954b56fd72b0"/>
       <w:r>
         <w:t xml:space="preserve">Enablement is part of the graph</w:t>
       </w:r>
-      <w:bookmarkEnd w:id="54"/>
+      <w:bookmarkEnd w:id="55"/>
     </w:p>
     <w:p>
       <w:pPr>
@@ -4600,11 +4887,11 @@
       <w:pPr>
         <w:pStyle w:val="Heading2"/>
       </w:pPr>
-      <w:bookmarkStart w:id="55" w:name="_5268ca556154ae4d74eb66a6a45b3e8fcf1744c"/>
+      <w:bookmarkStart w:id="56" w:name="_5268ca556154ae4d74eb66a6a45b3e8fcf1744c"/>
       <w:r>
         <w:t xml:space="preserve">Persistence reconstruction and recovery</w:t>
       </w:r>
-      <w:bookmarkEnd w:id="55"/>
+      <w:bookmarkEnd w:id="56"/>
     </w:p>
     <w:p>
       <w:pPr>
@@ -4668,11 +4955,11 @@
       <w:pPr>
         <w:pStyle w:val="Heading3"/>
       </w:pPr>
-      <w:bookmarkStart w:id="56" w:name="_cd558f14a5ab81a0622fb16892c2426616ab4cb"/>
+      <w:bookmarkStart w:id="57" w:name="_cd558f14a5ab81a0622fb16892c2426616ab4cb"/>
       <w:r>
         <w:t xml:space="preserve">Protected local configuration</w:t>
       </w:r>
-      <w:bookmarkEnd w:id="56"/>
+      <w:bookmarkEnd w:id="57"/>
     </w:p>
     <w:p>
       <w:pPr>
@@ -4748,11 +5035,11 @@
       <w:pPr>
         <w:pStyle w:val="Heading3"/>
       </w:pPr>
-      <w:bookmarkStart w:id="57" w:name="_b482f6cb385b743a1878a2f06ac59aa2842eecc"/>
+      <w:bookmarkStart w:id="58" w:name="_b482f6cb385b743a1878a2f06ac59aa2842eecc"/>
       <w:r>
         <w:t xml:space="preserve">Boot reconstructs relationships</w:t>
       </w:r>
-      <w:bookmarkEnd w:id="57"/>
+      <w:bookmarkEnd w:id="58"/>
     </w:p>
     <w:p>
       <w:pPr>
@@ -4822,11 +5109,11 @@
       <w:pPr>
         <w:pStyle w:val="Heading3"/>
       </w:pPr>
-      <w:bookmarkStart w:id="58" w:name="_34cdd4da43187dcb8dcb7dab8cfc754babbf6ae"/>
+      <w:bookmarkStart w:id="59" w:name="_34cdd4da43187dcb8dcb7dab8cfc754babbf6ae"/>
       <w:r>
         <w:t xml:space="preserve">Recovery while protection may be required</w:t>
       </w:r>
-      <w:bookmarkEnd w:id="58"/>
+      <w:bookmarkEnd w:id="59"/>
     </w:p>
     <w:p>
       <w:pPr>
@@ -4928,11 +5215,11 @@
       <w:pPr>
         <w:pStyle w:val="Heading2"/>
       </w:pPr>
-      <w:bookmarkStart w:id="59" w:name="_6883d371cfcfa3a5c3f412b0432d6a574a50f57"/>
+      <w:bookmarkStart w:id="60" w:name="_6883d371cfcfa3a5c3f412b0432d6a574a50f57"/>
       <w:r>
         <w:t xml:space="preserve">Synthesis admission and continual refinement</w:t>
       </w:r>
-      <w:bookmarkEnd w:id="59"/>
+      <w:bookmarkEnd w:id="60"/>
     </w:p>
     <w:p>
       <w:pPr>
@@ -5002,11 +5289,11 @@
       <w:pPr>
         <w:pStyle w:val="Heading3"/>
       </w:pPr>
-      <w:bookmarkStart w:id="60" w:name="_017518b323667e452aa79a8f06a92486d9b21df"/>
+      <w:bookmarkStart w:id="61" w:name="_017518b323667e452aa79a8f06a92486d9b21df"/>
       <w:r>
         <w:t xml:space="preserve">Concurrency belongs in the model</w:t>
       </w:r>
-      <w:bookmarkEnd w:id="60"/>
+      <w:bookmarkEnd w:id="61"/>
     </w:p>
     <w:p>
       <w:pPr>
@@ -5050,11 +5337,11 @@
       <w:pPr>
         <w:pStyle w:val="Heading3"/>
       </w:pPr>
-      <w:bookmarkStart w:id="61" w:name="_302ac15a5d60d0d6bdaad3ae490234076475a6c"/>
+      <w:bookmarkStart w:id="62" w:name="_302ac15a5d60d0d6bdaad3ae490234076475a6c"/>
       <w:r>
         <w:t xml:space="preserve">A hypothesis can improve</w:t>
       </w:r>
-      <w:bookmarkEnd w:id="61"/>
+      <w:bookmarkEnd w:id="62"/>
     </w:p>
     <w:p>
       <w:pPr>
@@ -5174,11 +5461,11 @@
       <w:pPr>
         <w:pStyle w:val="Heading3"/>
       </w:pPr>
-      <w:bookmarkStart w:id="62" w:name="_2e86f133e41f64edcf2067a425850c3772c91cb"/>
+      <w:bookmarkStart w:id="63" w:name="_2e86f133e41f64edcf2067a425850c3772c91cb"/>
       <w:r>
         <w:t xml:space="preserve">Bounded evidence and lazy decay</w:t>
       </w:r>
-      <w:bookmarkEnd w:id="62"/>
+      <w:bookmarkEnd w:id="63"/>
     </w:p>
     <w:p>
       <w:pPr>
@@ -5336,11 +5623,11 @@
       <w:pPr>
         <w:pStyle w:val="Heading2"/>
       </w:pPr>
-      <w:bookmarkStart w:id="63" w:name="_bd9cdb15164fa730878064703a47f63e6996460"/>
+      <w:bookmarkStart w:id="64" w:name="_bd9cdb15164fa730878064703a47f63e6996460"/>
       <w:r>
         <w:t xml:space="preserve">Time resources and execution bounds</w:t>
       </w:r>
-      <w:bookmarkEnd w:id="63"/>
+      <w:bookmarkEnd w:id="64"/>
     </w:p>
     <w:p>
       <w:pPr>
@@ -5580,11 +5867,11 @@
       <w:pPr>
         <w:pStyle w:val="Heading3"/>
       </w:pPr>
-      <w:bookmarkStart w:id="64" w:name="_5089bf1b1ddf9c9f069e876c9f8929e3fdb3c96"/>
+      <w:bookmarkStart w:id="65" w:name="_5089bf1b1ddf9c9f069e876c9f8929e3fdb3c96"/>
       <w:r>
         <w:t xml:space="preserve">Fixed capacity is part of correctness</w:t>
       </w:r>
-      <w:bookmarkEnd w:id="64"/>
+      <w:bookmarkEnd w:id="65"/>
     </w:p>
     <w:p>
       <w:pPr>
@@ -5680,11 +5967,11 @@
       <w:pPr>
         <w:pStyle w:val="Heading3"/>
       </w:pPr>
-      <w:bookmarkStart w:id="65" w:name="_1e778eb70cd1ac010c089da22c3b9244646acf1"/>
+      <w:bookmarkStart w:id="66" w:name="_1e778eb70cd1ac010c089da22c3b9244646acf1"/>
       <w:r>
         <w:t xml:space="preserve">Processor and platform choices</w:t>
       </w:r>
-      <w:bookmarkEnd w:id="65"/>
+      <w:bookmarkEnd w:id="66"/>
     </w:p>
     <w:p>
       <w:pPr>
@@ -5810,11 +6097,11 @@
       <w:pPr>
         <w:pStyle w:val="Heading2"/>
       </w:pPr>
-      <w:bookmarkStart w:id="66" w:name="_cc6b3a4f6b44a5c68f0df9e32bc0cce44548e27"/>
+      <w:bookmarkStart w:id="67" w:name="_cc6b3a4f6b44a5c68f0df9e32bc0cce44548e27"/>
       <w:r>
         <w:t xml:space="preserve">Trust authorization and operational boundaries</w:t>
       </w:r>
-      <w:bookmarkEnd w:id="66"/>
+      <w:bookmarkEnd w:id="67"/>
     </w:p>
     <w:p>
       <w:pPr>
@@ -5936,11 +6223,11 @@
       <w:pPr>
         <w:pStyle w:val="Heading2"/>
       </w:pPr>
-      <w:bookmarkStart w:id="67" w:name="_fd75010fd3162b1f7c1a41acd1b0fb466aa0f87"/>
+      <w:bookmarkStart w:id="68" w:name="_fd75010fd3162b1f7c1a41acd1b0fb466aa0f87"/>
       <w:r>
         <w:t xml:space="preserve">Architectural integrity</w:t>
       </w:r>
-      <w:bookmarkEnd w:id="67"/>
+      <w:bookmarkEnd w:id="68"/>
     </w:p>
     <w:p>
       <w:pPr>
@@ -6036,11 +6323,11 @@
       <w:pPr>
         <w:pStyle w:val="Heading2"/>
       </w:pPr>
-      <w:bookmarkStart w:id="68" w:name="_3397abd589780671299c583dd6b5eec3d2d40da"/>
+      <w:bookmarkStart w:id="69" w:name="_3397abd589780671299c583dd6b5eec3d2d40da"/>
       <w:r>
         <w:t xml:space="preserve">Research foundations and interpretation</w:t>
       </w:r>
-      <w:bookmarkEnd w:id="68"/>
+      <w:bookmarkEnd w:id="69"/>
     </w:p>
     <w:p>
       <w:pPr>
@@ -6092,51 +6379,6 @@
       </w:r>
       <w:r>
         <w:t xml:space="preserve">old-work drainage; not a delivery guarantee for arbitrary packet loss and reboot.</w:t>
-      </w:r>
-    </w:p>
-    <w:p>
-      <w:pPr>
-        <w:pStyle w:val="BodyText"/>
-      </w:pPr>
-      <w:hyperlink r:id="rId69">
-        <w:r>
-          <w:rPr>
-            <w:rStyle w:val="Hyperlink"/>
-          </w:rPr>
-          <w:t xml:space="preserve">Primary source</w:t>
-        </w:r>
-      </w:hyperlink>
-    </w:p>
-    <w:p>
-      <w:pPr>
-        <w:pStyle w:val="BodyText"/>
-      </w:pPr>
-      <w:r>
-        <w:rPr>
-          <w:b/>
-          <w:bCs/>
-        </w:rPr>
-        <w:t xml:space="preserve">[2] C Intanagonwiwat R Govindan and D Estrin Directed Diffusion 2000</w:t>
-      </w:r>
-    </w:p>
-    <w:p>
-      <w:pPr>
-        <w:pStyle w:val="BodyText"/>
-      </w:pPr>
-      <w:r>
-        <w:t xml:space="preserve">A primary comparison for local gradients, data-oriented communication, and empirical</w:t>
-      </w:r>
-      <w:r>
-        <w:t xml:space="preserve"> </w:t>
-      </w:r>
-      <w:r>
-        <w:t xml:space="preserve">reinforcement of useful paths. Lattice's typed binding references and program fragments</w:t>
-      </w:r>
-      <w:r>
-        <w:t xml:space="preserve"> </w:t>
-      </w:r>
-      <w:r>
-        <w:t xml:space="preserve">remain its own execution model.</w:t>
       </w:r>
     </w:p>
     <w:p>
@@ -6161,27 +6403,27 @@
           <w:b/>
           <w:bCs/>
         </w:rPr>
-        <w:t xml:space="preserve">[3] P Levis N Patel D Culler and S Shenker Trickle 2004</w:t>
-      </w:r>
-    </w:p>
-    <w:p>
-      <w:pPr>
-        <w:pStyle w:val="BodyText"/>
-      </w:pPr>
-      <w:r>
-        <w:t xml:space="preserve">Demonstrates local suppression of redundant dissemination. Suppression does not establish</w:t>
-      </w:r>
-      <w:r>
-        <w:t xml:space="preserve"> </w:t>
-      </w:r>
-      <w:r>
-        <w:t xml:space="preserve">execution completion, and adopting its ideas does not select every timing or forwarding</w:t>
-      </w:r>
-      <w:r>
-        <w:t xml:space="preserve"> </w:t>
-      </w:r>
-      <w:r>
-        <w:t xml:space="preserve">rule for this kernel.</w:t>
+        <w:t xml:space="preserve">[2] C Intanagonwiwat R Govindan and D Estrin Directed Diffusion 2000</w:t>
+      </w:r>
+    </w:p>
+    <w:p>
+      <w:pPr>
+        <w:pStyle w:val="BodyText"/>
+      </w:pPr>
+      <w:r>
+        <w:t xml:space="preserve">A primary comparison for local gradients, data-oriented communication, and empirical</w:t>
+      </w:r>
+      <w:r>
+        <w:t xml:space="preserve"> </w:t>
+      </w:r>
+      <w:r>
+        <w:t xml:space="preserve">reinforcement of useful paths. Lattice's typed binding references and program fragments</w:t>
+      </w:r>
+      <w:r>
+        <w:t xml:space="preserve"> </w:t>
+      </w:r>
+      <w:r>
+        <w:t xml:space="preserve">remain its own execution model.</w:t>
       </w:r>
     </w:p>
     <w:p>
@@ -6206,27 +6448,27 @@
           <w:b/>
           <w:bCs/>
         </w:rPr>
-        <w:t xml:space="preserve">[4] T D Chandra and S Toueg Unreliable Failure Detectors for Reliable Distributed Systems 1996</w:t>
-      </w:r>
-    </w:p>
-    <w:p>
-      <w:pPr>
-        <w:pStyle w:val="BodyText"/>
-      </w:pPr>
-      <w:r>
-        <w:t xml:space="preserve">Provides the formal context for failure suspicion in asynchronous systems. A local</w:t>
-      </w:r>
-      <w:r>
-        <w:t xml:space="preserve"> </w:t>
-      </w:r>
-      <w:r>
-        <w:t xml:space="preserve">watchdog enforces a freshness requirement and response deadline; it does not perfectly</w:t>
-      </w:r>
-      <w:r>
-        <w:t xml:space="preserve"> </w:t>
-      </w:r>
-      <w:r>
-        <w:t xml:space="preserve">distinguish a failed peer from an arbitrarily delayed one.</w:t>
+        <w:t xml:space="preserve">[3] P Levis N Patel D Culler and S Shenker Trickle 2004</w:t>
+      </w:r>
+    </w:p>
+    <w:p>
+      <w:pPr>
+        <w:pStyle w:val="BodyText"/>
+      </w:pPr>
+      <w:r>
+        <w:t xml:space="preserve">Demonstrates local suppression of redundant dissemination. Suppression does not establish</w:t>
+      </w:r>
+      <w:r>
+        <w:t xml:space="preserve"> </w:t>
+      </w:r>
+      <w:r>
+        <w:t xml:space="preserve">execution completion, and adopting its ideas does not select every timing or forwarding</w:t>
+      </w:r>
+      <w:r>
+        <w:t xml:space="preserve"> </w:t>
+      </w:r>
+      <w:r>
+        <w:t xml:space="preserve">rule for this kernel.</w:t>
       </w:r>
     </w:p>
     <w:p>
@@ -6251,27 +6493,27 @@
           <w:b/>
           <w:bCs/>
         </w:rPr>
-        <w:t xml:space="preserve">[5] M Reitblatt and colleagues Abstractions for Network Update 2012</w:t>
-      </w:r>
-    </w:p>
-    <w:p>
-      <w:pPr>
-        <w:pStyle w:val="BodyText"/>
-      </w:pPr>
-      <w:r>
-        <w:t xml:space="preserve">A reference for staged replacement that preserves a coherent configuration for an</w:t>
-      </w:r>
-      <w:r>
-        <w:t xml:space="preserve"> </w:t>
-      </w:r>
-      <w:r>
-        <w:t xml:space="preserve">individual traversal. Its controller architecture is not a prescription for Lattice's peer</w:t>
-      </w:r>
-      <w:r>
-        <w:t xml:space="preserve"> </w:t>
-      </w:r>
-      <w:r>
-        <w:t xml:space="preserve">topology.</w:t>
+        <w:t xml:space="preserve">[4] T D Chandra and S Toueg Unreliable Failure Detectors for Reliable Distributed Systems 1996</w:t>
+      </w:r>
+    </w:p>
+    <w:p>
+      <w:pPr>
+        <w:pStyle w:val="BodyText"/>
+      </w:pPr>
+      <w:r>
+        <w:t xml:space="preserve">Provides the formal context for failure suspicion in asynchronous systems. A local</w:t>
+      </w:r>
+      <w:r>
+        <w:t xml:space="preserve"> </w:t>
+      </w:r>
+      <w:r>
+        <w:t xml:space="preserve">watchdog enforces a freshness requirement and response deadline; it does not perfectly</w:t>
+      </w:r>
+      <w:r>
+        <w:t xml:space="preserve"> </w:t>
+      </w:r>
+      <w:r>
+        <w:t xml:space="preserve">distinguish a failed peer from an arbitrarily delayed one.</w:t>
       </w:r>
     </w:p>
     <w:p>
@@ -6296,6 +6538,51 @@
           <w:b/>
           <w:bCs/>
         </w:rPr>
+        <w:t xml:space="preserve">[5] M Reitblatt and colleagues Abstractions for Network Update 2012</w:t>
+      </w:r>
+    </w:p>
+    <w:p>
+      <w:pPr>
+        <w:pStyle w:val="BodyText"/>
+      </w:pPr>
+      <w:r>
+        <w:t xml:space="preserve">A reference for staged replacement that preserves a coherent configuration for an</w:t>
+      </w:r>
+      <w:r>
+        <w:t xml:space="preserve"> </w:t>
+      </w:r>
+      <w:r>
+        <w:t xml:space="preserve">individual traversal. Its controller architecture is not a prescription for Lattice's peer</w:t>
+      </w:r>
+      <w:r>
+        <w:t xml:space="preserve"> </w:t>
+      </w:r>
+      <w:r>
+        <w:t xml:space="preserve">topology.</w:t>
+      </w:r>
+    </w:p>
+    <w:p>
+      <w:pPr>
+        <w:pStyle w:val="BodyText"/>
+      </w:pPr>
+      <w:hyperlink r:id="rId74">
+        <w:r>
+          <w:rPr>
+            <w:rStyle w:val="Hyperlink"/>
+          </w:rPr>
+          <w:t xml:space="preserve">Primary source</w:t>
+        </w:r>
+      </w:hyperlink>
+    </w:p>
+    <w:p>
+      <w:pPr>
+        <w:pStyle w:val="BodyText"/>
+      </w:pPr>
+      <w:r>
+        <w:rPr>
+          <w:b/>
+          <w:bCs/>
+        </w:rPr>
         <w:t xml:space="preserve">[6] A D Birrell and B J Nelson Implementing Remote Procedure Calls 1984</w:t>
       </w:r>
     </w:p>
@@ -6323,7 +6610,7 @@
       <w:pPr>
         <w:pStyle w:val="BodyText"/>
       </w:pPr>
-      <w:hyperlink r:id="rId74">
+      <w:hyperlink r:id="rId75">
         <w:r>
           <w:rPr>
             <w:rStyle w:val="Hyperlink"/>

--- a/docs/Lattice-DRTOS-Architecture-White-Paper.docx
+++ b/docs/Lattice-DRTOS-Architecture-White-Paper.docx
@@ -3207,25 +3207,81 @@
         <w:pStyle w:val="BodyText"/>
       </w:pPr>
       <w:r>
-        <w:t xml:space="preserve">Streaming does not authorize cancellation or supersession of accepted work, or merging</w:t>
-      </w:r>
-      <w:r>
-        <w:t xml:space="preserve"> </w:t>
-      </w:r>
-      <w:r>
-        <w:t xml:space="preserve">actual registered appliance deltas. Any combining of unsent UI samples is a separate,</w:t>
-      </w:r>
-      <w:r>
-        <w:t xml:space="preserve"> </w:t>
-      </w:r>
-      <w:r>
-        <w:t xml:space="preserve">explicit input policy. Ordering, the outstanding-update bound and disconnect/reconnect</w:t>
-      </w:r>
-      <w:r>
-        <w:t xml:space="preserve"> </w:t>
-      </w:r>
-      <w:r>
-        <w:t xml:space="preserve">behavior must be decided before implementation; no particular stream ABI is fixed here.</w:t>
+        <w:t xml:space="preserve">A live scalar stream represents the user's current intended target. Obsolete intermediate</w:t>
+      </w:r>
+      <w:r>
+        <w:t xml:space="preserve"> </w:t>
+      </w:r>
+      <w:r>
+        <w:t xml:space="preserve">slider positions may be replaced at both sender and receiver while still pending; native</w:t>
+      </w:r>
+      <w:r>
+        <w:t xml:space="preserve"> </w:t>
+      </w:r>
+      <w:r>
+        <w:t xml:space="preserve">preparation may be retargeted until the hardware function starts. This explicitly differs</w:t>
+      </w:r>
+      <w:r>
+        <w:t xml:space="preserve"> </w:t>
+      </w:r>
+      <w:r>
+        <w:t xml:space="preserve">from admitting a discrete program/native operation: accepting a stream sample records</w:t>
+      </w:r>
+      <w:r>
+        <w:t xml:space="preserve"> </w:t>
+      </w:r>
+      <w:r>
+        <w:t xml:space="preserve">current intent and does not promise to invoke every intermediate value. A running native</w:t>
+      </w:r>
+      <w:r>
+        <w:t xml:space="preserve"> </w:t>
+      </w:r>
+      <w:r>
+        <w:t xml:space="preserve">call is not preempted. Every actual acquired appliance change retains its normal delta</w:t>
+      </w:r>
+      <w:r>
+        <w:t xml:space="preserve"> </w:t>
+      </w:r>
+      <w:r>
+        <w:t xml:space="preserve">semantics. Hardware qualification and application units determine meaningful granularity;</w:t>
+      </w:r>
+      <w:r>
+        <w:t xml:space="preserve"> </w:t>
+      </w:r>
+      <w:r>
+        <w:t xml:space="preserve">the kernel does not invent a universal brightness deadband.</w:t>
+      </w:r>
+    </w:p>
+    <w:p>
+      <w:pPr>
+        <w:pStyle w:val="BodyText"/>
+      </w:pPr>
+      <w:r>
+        <w:t xml:space="preserve">Finishing a gesture seals its latest target for a native result and observed-state</w:t>
+      </w:r>
+      <w:r>
+        <w:t xml:space="preserve"> </w:t>
+      </w:r>
+      <w:r>
+        <w:t xml:space="preserve">feedback. Closing an unsealed session abandons undispatched intent. A disconnected host</w:t>
+      </w:r>
+      <w:r>
+        <w:t xml:space="preserve"> </w:t>
+      </w:r>
+      <w:r>
+        <w:t xml:space="preserve">cannot carry an old unsent target into a new attachment. Stale receiver/session identity</w:t>
+      </w:r>
+      <w:r>
+        <w:t xml:space="preserve"> </w:t>
+      </w:r>
+      <w:r>
+        <w:t xml:space="preserve">is an explicit failure, not authorization to reopen and replay an uncertain operation.</w:t>
+      </w:r>
+      <w:r>
+        <w:t xml:space="preserve"> </w:t>
+      </w:r>
+      <w:r>
+        <w:t xml:space="preserve">The component documentation owns the bounded session, expiry and wire details.</w:t>
       </w:r>
     </w:p>
     <w:p>

--- a/docs/Lattice-DRTOS-Architecture-White-Paper.docx
+++ b/docs/Lattice-DRTOS-Architecture-White-Paper.docx
@@ -895,6 +895,50 @@
         <w:pStyle w:val="BodyText"/>
       </w:pPr>
       <w:r>
+        <w:t xml:space="preserve">Use the MCU's event routing, timer compare, capture/counter, DMA and waveform</w:t>
+      </w:r>
+      <w:r>
+        <w:t xml:space="preserve"> </w:t>
+      </w:r>
+      <w:r>
+        <w:t xml:space="preserve">peripherals where they implement the hardware binding's behavior directly.</w:t>
+      </w:r>
+      <w:r>
+        <w:t xml:space="preserve"> </w:t>
+      </w:r>
+      <w:r>
+        <w:t xml:space="preserve">Event-capable acquisition is a required kernel path; a uniform periodic scan is</w:t>
+      </w:r>
+      <w:r>
+        <w:t xml:space="preserve"> </w:t>
+      </w:r>
+      <w:r>
+        <w:t xml:space="preserve">not its substitute. Acquisition sources and any necessary sampling cadence belong</w:t>
+      </w:r>
+      <w:r>
+        <w:t xml:space="preserve"> </w:t>
+      </w:r>
+      <w:r>
+        <w:t xml:space="preserve">to the hardware binding. The kernel owns their wakeup, observation and delta flow.</w:t>
+      </w:r>
+      <w:r>
+        <w:t xml:space="preserve"> </w:t>
+      </w:r>
+      <w:r>
+        <w:t xml:space="preserve">Keep an interrupt notification distinct from an acquired state change, and retain</w:t>
+      </w:r>
+      <w:r>
+        <w:t xml:space="preserve"> </w:t>
+      </w:r>
+      <w:r>
+        <w:t xml:space="preserve">events or samples in hardware/bounded storage when their individual values matter.</w:t>
+      </w:r>
+    </w:p>
+    <w:p>
+      <w:pPr>
+        <w:pStyle w:val="BodyText"/>
+      </w:pPr>
+      <w:r>
         <w:t xml:space="preserve">A mutation calls the supplied hardware function. Subsequent acquisition establishes</w:t>
       </w:r>
       <w:r>
@@ -1037,13 +1081,43 @@
         <w:t xml:space="preserve"> </w:t>
       </w:r>
       <w:r>
-        <w:t xml:space="preserve">Kernel-owned physical acquisition is distinct from polling programs for truth. Concrete</w:t>
-      </w:r>
-      <w:r>
-        <w:t xml:space="preserve"> </w:t>
-      </w:r>
-      <w:r>
-        <w:t xml:space="preserve">hardware binding signatures remain implementation design work.</w:t>
+        <w:t xml:space="preserve">Kernel-owned physical acquisition is distinct from polling programs for truth.</w:t>
+      </w:r>
+      <w:r>
+        <w:t xml:space="preserve"> </w:t>
+      </w:r>
+      <w:r>
+        <w:t xml:space="preserve">Each state identifies its physical acquisition source: an event, a sampling interval,</w:t>
+      </w:r>
+      <w:r>
+        <w:t xml:space="preserve"> </w:t>
+      </w:r>
+      <w:r>
+        <w:t xml:space="preserve">or acquisition at kernel invocation boundaries. A readiness event can be shared by</w:t>
+      </w:r>
+      <w:r>
+        <w:t xml:space="preserve"> </w:t>
+      </w:r>
+      <w:r>
+        <w:t xml:space="preserve">coupled states. The kernel takes the startup baseline, selects getters and maintains</w:t>
+      </w:r>
+      <w:r>
+        <w:t xml:space="preserve"> </w:t>
+      </w:r>
+      <w:r>
+        <w:t xml:space="preserve">the observation/delta path. Existing getter-only adapters may retain their fallback</w:t>
+      </w:r>
+      <w:r>
+        <w:t xml:space="preserve"> </w:t>
+      </w:r>
+      <w:r>
+        <w:t xml:space="preserve">sampling behavior without changing their source. Peripheral register/interrupt</w:t>
+      </w:r>
+      <w:r>
+        <w:t xml:space="preserve"> </w:t>
+      </w:r>
+      <w:r>
+        <w:t xml:space="preserve">wiring belongs to the hardware binding; it introduces no networking responsibility.</w:t>
       </w:r>
     </w:p>
     <w:p>
@@ -3143,6 +3217,38 @@
         <w:t xml:space="preserve"> </w:t>
       </w:r>
       <w:r>
+        <w:t xml:space="preserve">Opening a control stream binds its forwarding path as well as its native function.</w:t>
+      </w:r>
+      <w:r>
+        <w:t xml:space="preserve"> </w:t>
+      </w:r>
+      <w:r>
+        <w:t xml:space="preserve">Each participating relay retains the adjacent directions for that stream. Subsequent</w:t>
+      </w:r>
+      <w:r>
+        <w:t xml:space="preserve"> </w:t>
+      </w:r>
+      <w:r>
+        <w:t xml:space="preserve">updates carry a stream handle, ordering information and raw argument bytes; the type,</w:t>
+      </w:r>
+      <w:r>
+        <w:t xml:space="preserve"> </w:t>
+      </w:r>
+      <w:r>
+        <w:t xml:space="preserve">function and end-to-end addresses belong to the binding. A lost binding interrupts</w:t>
+      </w:r>
+      <w:r>
+        <w:t xml:space="preserve"> </w:t>
+      </w:r>
+      <w:r>
+        <w:t xml:space="preserve">the stream. It must be reopened with fresh input, not silently rerouted or replayed.</w:t>
+      </w:r>
+    </w:p>
+    <w:p>
+      <w:pPr>
+        <w:pStyle w:val="BodyText"/>
+      </w:pPr>
+      <w:r>
         <w:t xml:space="preserve">Feedback belongs to the participating peers rather than a guarantee that every vertex</w:t>
       </w:r>
       <w:r>
@@ -4379,6 +4485,244 @@
         <w:t xml:space="preserve">Installation replacement and enablement</w:t>
       </w:r>
       <w:bookmarkEnd w:id="50"/>
+    </w:p>
+    <w:p>
+      <w:pPr>
+        <w:pStyle w:val="Heading3"/>
+      </w:pPr>
+      <w:bookmarkStart w:id="51" w:name="_64ff59c60d01bcb563595f2409f21d05b2f1370"/>
+      <w:r>
+        <w:t xml:space="preserve">Vertex-owned fragment sharing</w:t>
+      </w:r>
+      <w:bookmarkEnd w:id="51"/>
+    </w:p>
+    <w:p>
+      <w:pPr>
+        <w:pStyle w:val="FirstParagraph"/>
+      </w:pPr>
+      <w:r>
+        <w:t xml:space="preserve">The compiler composes the intended logic, partitions it by ownership of its inputs</w:t>
+      </w:r>
+      <w:r>
+        <w:t xml:space="preserve"> </w:t>
+      </w:r>
+      <w:r>
+        <w:t xml:space="preserve">and hardware operations, and sends each vertex its local fragment and graph</w:t>
+      </w:r>
+      <w:r>
+        <w:t xml:space="preserve"> </w:t>
+      </w:r>
+      <w:r>
+        <w:t xml:space="preserve">connections. It does not inspect a remote fragment catalog to arrange reuse or</w:t>
+      </w:r>
+      <w:r>
+        <w:t xml:space="preserve"> </w:t>
+      </w:r>
+      <w:r>
+        <w:t xml:space="preserve">remain online to reconcile adjacency. An automation is a description of graph</w:t>
+      </w:r>
+      <w:r>
+        <w:t xml:space="preserve"> </w:t>
+      </w:r>
+      <w:r>
+        <w:t xml:space="preserve">behavior, not a separate runtime entity owning copies of fragments on each vertex.</w:t>
+      </w:r>
+    </w:p>
+    <w:p>
+      <w:pPr>
+        <w:pStyle w:val="BodyText"/>
+      </w:pPr>
+      <w:r>
+        <w:t xml:space="preserve">Each vertex performs local matching during installation. When the same computation</w:t>
+      </w:r>
+      <w:r>
+        <w:t xml:space="preserve"> </w:t>
+      </w:r>
+      <w:r>
+        <w:t xml:space="preserve">already exists, it retains that computation once and adds the incoming fragment's</w:t>
+      </w:r>
+      <w:r>
+        <w:t xml:space="preserve"> </w:t>
+      </w:r>
+      <w:r>
+        <w:t xml:space="preserve">paired upstream/downstream references. The pairs remain associated; two unrelated</w:t>
+      </w:r>
+      <w:r>
+        <w:t xml:space="preserve"> </w:t>
+      </w:r>
+      <w:r>
+        <w:t xml:space="preserve">upstream and downstream lists must not create new cross-connections. Removing a</w:t>
+      </w:r>
+      <w:r>
+        <w:t xml:space="preserve"> </w:t>
+      </w:r>
+      <w:r>
+        <w:t xml:space="preserve">path removes its relevant reference pair. Other pairs keep the shared computation</w:t>
+      </w:r>
+      <w:r>
+        <w:t xml:space="preserve"> </w:t>
+      </w:r>
+      <w:r>
+        <w:t xml:space="preserve">installed; removal of the final pair permits reclaiming the computation once</w:t>
+      </w:r>
+      <w:r>
+        <w:t xml:space="preserve"> </w:t>
+      </w:r>
+      <w:r>
+        <w:t xml:space="preserve">local users of its storage have been detached. Appliance states and native</w:t>
+      </w:r>
+      <w:r>
+        <w:t xml:space="preserve"> </w:t>
+      </w:r>
+      <w:r>
+        <w:t xml:space="preserve">functions keep their existing ownership and are not removed with a graph path.</w:t>
+      </w:r>
+    </w:p>
+    <w:p>
+      <w:pPr>
+        <w:pStyle w:val="BodyText"/>
+      </w:pPr>
+      <w:r>
+        <w:t xml:space="preserve">Sharing stored computation does not merge evaluations or their read/write heads.</w:t>
+      </w:r>
+      <w:r>
+        <w:t xml:space="preserve"> </w:t>
+      </w:r>
+      <w:r>
+        <w:t xml:space="preserve">A forward evaluation addresses one paired connection and follows only that pair's</w:t>
+      </w:r>
+      <w:r>
+        <w:t xml:space="preserve"> </w:t>
+      </w:r>
+      <w:r>
+        <w:t xml:space="preserve">authored continuation, subject to its local predicate/branch result. Sharing the</w:t>
+      </w:r>
+      <w:r>
+        <w:t xml:space="preserve"> </w:t>
+      </w:r>
+      <w:r>
+        <w:t xml:space="preserve">computation or the upstream physical vertex does not establish the preceding</w:t>
+      </w:r>
+      <w:r>
+        <w:t xml:space="preserve"> </w:t>
+      </w:r>
+      <w:r>
+        <w:t xml:space="preserve">conditions or carried values of another pair. It must not cause execution through</w:t>
+      </w:r>
+      <w:r>
+        <w:t xml:space="preserve"> </w:t>
+      </w:r>
+      <w:r>
+        <w:t xml:space="preserve">that other pair. A new local state delta can initiate separate upstream activations</w:t>
+      </w:r>
+      <w:r>
+        <w:t xml:space="preserve"> </w:t>
+      </w:r>
+      <w:r>
+        <w:t xml:space="preserve">for multiple affected relationships; each still undergoes its own forward path.</w:t>
+      </w:r>
+    </w:p>
+    <w:p>
+      <w:pPr>
+        <w:pStyle w:val="Heading3"/>
+      </w:pPr>
+      <w:bookmarkStart w:id="52" w:name="_fab03671a1d9a8524c807259bd4869533331e2f"/>
+      <w:r>
+        <w:t xml:space="preserve">Explicit removal</w:t>
+      </w:r>
+      <w:bookmarkEnd w:id="52"/>
+    </w:p>
+    <w:p>
+      <w:pPr>
+        <w:pStyle w:val="FirstParagraph"/>
+      </w:pPr>
+      <w:r>
+        <w:t xml:space="preserve">Explicit removal takes effect when that vertex processes the addressed deletion</w:t>
+      </w:r>
+      <w:r>
+        <w:t xml:space="preserve"> </w:t>
+      </w:r>
+      <w:r>
+        <w:t xml:space="preserve">command. Ready local evaluations are dispatched in admission order before a later</w:t>
+      </w:r>
+      <w:r>
+        <w:t xml:space="preserve"> </w:t>
+      </w:r>
+      <w:r>
+        <w:t xml:space="preserve">command; a computation already executing in that handler is not interrupted by</w:t>
+      </w:r>
+      <w:r>
+        <w:t xml:space="preserve"> </w:t>
+      </w:r>
+      <w:r>
+        <w:t xml:space="preserve">another message. Waiting for remote traffic or a hardware function does not block</w:t>
+      </w:r>
+      <w:r>
+        <w:t xml:space="preserve"> </w:t>
+      </w:r>
+      <w:r>
+        <w:t xml:space="preserve">all other local events. There is no network-wide execution stack or drain authority.</w:t>
+      </w:r>
+    </w:p>
+    <w:p>
+      <w:pPr>
+        <w:pStyle w:val="BodyText"/>
+      </w:pPr>
+      <w:r>
+        <w:t xml:space="preserve">Removal detaches the selected connections and their pending source notifications.</w:t>
+      </w:r>
+      <w:r>
+        <w:t xml:space="preserve"> </w:t>
+      </w:r>
+      <w:r>
+        <w:t xml:space="preserve">Subsequent continuations addressed to them stop there. A native hardware function</w:t>
+      </w:r>
+      <w:r>
+        <w:t xml:space="preserve"> </w:t>
+      </w:r>
+      <w:r>
+        <w:t xml:space="preserve">already running finishes; its detached continuation cannot follow the removed</w:t>
+      </w:r>
+      <w:r>
+        <w:t xml:space="preserve"> </w:t>
+      </w:r>
+      <w:r>
+        <w:t xml:space="preserve">edges. A call that has not started is canceled. A message already delivered beyond</w:t>
+      </w:r>
+      <w:r>
+        <w:t xml:space="preserve"> </w:t>
+      </w:r>
+      <w:r>
+        <w:t xml:space="preserve">this vertex cannot be recalled; another vertex applies deletion when it receives</w:t>
+      </w:r>
+      <w:r>
+        <w:t xml:space="preserve"> </w:t>
+      </w:r>
+      <w:r>
+        <w:t xml:space="preserve">its own command. This is distinct from replacement's deliberate drain policy below.</w:t>
+      </w:r>
+      <w:r>
+        <w:t xml:space="preserve"> </w:t>
+      </w:r>
+      <w:r>
+        <w:t xml:space="preserve">Storage reuse must preserve generation identity so delayed traffic cannot bind to</w:t>
+      </w:r>
+      <w:r>
+        <w:t xml:space="preserve"> </w:t>
+      </w:r>
+      <w:r>
+        <w:t xml:space="preserve">a new connection occupying the same address.</w:t>
+      </w:r>
+    </w:p>
+    <w:p>
+      <w:pPr>
+        <w:pStyle w:val="Heading3"/>
+      </w:pPr>
+      <w:bookmarkStart w:id="53" w:name="_ee2bb3c3227fc4bcb42d35bec3679652fdcc660"/>
+      <w:r>
+        <w:t xml:space="preserve">Replacement lifecycle</w:t>
+      </w:r>
+      <w:bookmarkEnd w:id="53"/>
     </w:p>
     <w:p>
       <w:pPr>
@@ -4625,18 +4969,18 @@
           <wp:inline>
             <wp:extent cx="5334000" cy="2262909"/>
             <wp:effectExtent b="0" l="0" r="0" t="0"/>
-            <wp:docPr descr="Replacement" title="" id="52" name="Picture"/>
+            <wp:docPr descr="Replacement" title="" id="55" name="Picture"/>
             <a:graphic>
               <a:graphicData uri="http://schemas.openxmlformats.org/drawingml/2006/picture">
                 <pic:pic>
                   <pic:nvPicPr>
-                    <pic:cNvPr descr="assets/architecture/replacement.png" id="53" name="Picture"/>
+                    <pic:cNvPr descr="assets/architecture/replacement.png" id="56" name="Picture"/>
                     <pic:cNvPicPr>
                       <a:picLocks noChangeArrowheads="1" noChangeAspect="1"/>
                     </pic:cNvPicPr>
                   </pic:nvPicPr>
                   <pic:blipFill>
-                    <a:blip r:embed="rId51"/>
+                    <a:blip r:embed="rId54"/>
                     <a:stretch>
                       <a:fillRect/>
                     </a:stretch>
@@ -4713,11 +5057,11 @@
       <w:pPr>
         <w:pStyle w:val="Heading3"/>
       </w:pPr>
-      <w:bookmarkStart w:id="54" w:name="_e8620c825e7ea50122f3d834c9e7f7ac80b1d5c"/>
+      <w:bookmarkStart w:id="57" w:name="_e8620c825e7ea50122f3d834c9e7f7ac80b1d5c"/>
       <w:r>
         <w:t xml:space="preserve">What still needs a protocol</w:t>
       </w:r>
-      <w:bookmarkEnd w:id="54"/>
+      <w:bookmarkEnd w:id="57"/>
     </w:p>
     <w:p>
       <w:pPr>
@@ -4761,11 +5105,11 @@
       <w:pPr>
         <w:pStyle w:val="Heading3"/>
       </w:pPr>
-      <w:bookmarkStart w:id="55" w:name="_944712bbe86e18b33a270dae4bc954b56fd72b0"/>
+      <w:bookmarkStart w:id="58" w:name="_944712bbe86e18b33a270dae4bc954b56fd72b0"/>
       <w:r>
         <w:t xml:space="preserve">Enablement is part of the graph</w:t>
       </w:r>
-      <w:bookmarkEnd w:id="55"/>
+      <w:bookmarkEnd w:id="58"/>
     </w:p>
     <w:p>
       <w:pPr>
@@ -4943,11 +5287,11 @@
       <w:pPr>
         <w:pStyle w:val="Heading2"/>
       </w:pPr>
-      <w:bookmarkStart w:id="56" w:name="_5268ca556154ae4d74eb66a6a45b3e8fcf1744c"/>
+      <w:bookmarkStart w:id="59" w:name="_5268ca556154ae4d74eb66a6a45b3e8fcf1744c"/>
       <w:r>
         <w:t xml:space="preserve">Persistence reconstruction and recovery</w:t>
       </w:r>
-      <w:bookmarkEnd w:id="56"/>
+      <w:bookmarkEnd w:id="59"/>
     </w:p>
     <w:p>
       <w:pPr>
@@ -5011,11 +5355,11 @@
       <w:pPr>
         <w:pStyle w:val="Heading3"/>
       </w:pPr>
-      <w:bookmarkStart w:id="57" w:name="_cd558f14a5ab81a0622fb16892c2426616ab4cb"/>
+      <w:bookmarkStart w:id="60" w:name="_cd558f14a5ab81a0622fb16892c2426616ab4cb"/>
       <w:r>
         <w:t xml:space="preserve">Protected local configuration</w:t>
       </w:r>
-      <w:bookmarkEnd w:id="57"/>
+      <w:bookmarkEnd w:id="60"/>
     </w:p>
     <w:p>
       <w:pPr>
@@ -5091,11 +5435,11 @@
       <w:pPr>
         <w:pStyle w:val="Heading3"/>
       </w:pPr>
-      <w:bookmarkStart w:id="58" w:name="_b482f6cb385b743a1878a2f06ac59aa2842eecc"/>
+      <w:bookmarkStart w:id="61" w:name="_b482f6cb385b743a1878a2f06ac59aa2842eecc"/>
       <w:r>
         <w:t xml:space="preserve">Boot reconstructs relationships</w:t>
       </w:r>
-      <w:bookmarkEnd w:id="58"/>
+      <w:bookmarkEnd w:id="61"/>
     </w:p>
     <w:p>
       <w:pPr>
@@ -5165,11 +5509,11 @@
       <w:pPr>
         <w:pStyle w:val="Heading3"/>
       </w:pPr>
-      <w:bookmarkStart w:id="59" w:name="_34cdd4da43187dcb8dcb7dab8cfc754babbf6ae"/>
+      <w:bookmarkStart w:id="62" w:name="_34cdd4da43187dcb8dcb7dab8cfc754babbf6ae"/>
       <w:r>
         <w:t xml:space="preserve">Recovery while protection may be required</w:t>
       </w:r>
-      <w:bookmarkEnd w:id="59"/>
+      <w:bookmarkEnd w:id="62"/>
     </w:p>
     <w:p>
       <w:pPr>
@@ -5271,11 +5615,11 @@
       <w:pPr>
         <w:pStyle w:val="Heading2"/>
       </w:pPr>
-      <w:bookmarkStart w:id="60" w:name="_6883d371cfcfa3a5c3f412b0432d6a574a50f57"/>
+      <w:bookmarkStart w:id="63" w:name="_6883d371cfcfa3a5c3f412b0432d6a574a50f57"/>
       <w:r>
         <w:t xml:space="preserve">Synthesis admission and continual refinement</w:t>
       </w:r>
-      <w:bookmarkEnd w:id="60"/>
+      <w:bookmarkEnd w:id="63"/>
     </w:p>
     <w:p>
       <w:pPr>
@@ -5345,11 +5689,11 @@
       <w:pPr>
         <w:pStyle w:val="Heading3"/>
       </w:pPr>
-      <w:bookmarkStart w:id="61" w:name="_017518b323667e452aa79a8f06a92486d9b21df"/>
+      <w:bookmarkStart w:id="64" w:name="_017518b323667e452aa79a8f06a92486d9b21df"/>
       <w:r>
         <w:t xml:space="preserve">Concurrency belongs in the model</w:t>
       </w:r>
-      <w:bookmarkEnd w:id="61"/>
+      <w:bookmarkEnd w:id="64"/>
     </w:p>
     <w:p>
       <w:pPr>
@@ -5393,11 +5737,11 @@
       <w:pPr>
         <w:pStyle w:val="Heading3"/>
       </w:pPr>
-      <w:bookmarkStart w:id="62" w:name="_302ac15a5d60d0d6bdaad3ae490234076475a6c"/>
+      <w:bookmarkStart w:id="65" w:name="_302ac15a5d60d0d6bdaad3ae490234076475a6c"/>
       <w:r>
         <w:t xml:space="preserve">A hypothesis can improve</w:t>
       </w:r>
-      <w:bookmarkEnd w:id="62"/>
+      <w:bookmarkEnd w:id="65"/>
     </w:p>
     <w:p>
       <w:pPr>
@@ -5517,11 +5861,11 @@
       <w:pPr>
         <w:pStyle w:val="Heading3"/>
       </w:pPr>
-      <w:bookmarkStart w:id="63" w:name="_2e86f133e41f64edcf2067a425850c3772c91cb"/>
+      <w:bookmarkStart w:id="66" w:name="_2e86f133e41f64edcf2067a425850c3772c91cb"/>
       <w:r>
         <w:t xml:space="preserve">Bounded evidence and lazy decay</w:t>
       </w:r>
-      <w:bookmarkEnd w:id="63"/>
+      <w:bookmarkEnd w:id="66"/>
     </w:p>
     <w:p>
       <w:pPr>
@@ -5679,11 +6023,11 @@
       <w:pPr>
         <w:pStyle w:val="Heading2"/>
       </w:pPr>
-      <w:bookmarkStart w:id="64" w:name="_bd9cdb15164fa730878064703a47f63e6996460"/>
+      <w:bookmarkStart w:id="67" w:name="_bd9cdb15164fa730878064703a47f63e6996460"/>
       <w:r>
         <w:t xml:space="preserve">Time resources and execution bounds</w:t>
       </w:r>
-      <w:bookmarkEnd w:id="64"/>
+      <w:bookmarkEnd w:id="67"/>
     </w:p>
     <w:p>
       <w:pPr>
@@ -5923,11 +6267,11 @@
       <w:pPr>
         <w:pStyle w:val="Heading3"/>
       </w:pPr>
-      <w:bookmarkStart w:id="65" w:name="_5089bf1b1ddf9c9f069e876c9f8929e3fdb3c96"/>
+      <w:bookmarkStart w:id="68" w:name="_5089bf1b1ddf9c9f069e876c9f8929e3fdb3c96"/>
       <w:r>
         <w:t xml:space="preserve">Fixed capacity is part of correctness</w:t>
       </w:r>
-      <w:bookmarkEnd w:id="65"/>
+      <w:bookmarkEnd w:id="68"/>
     </w:p>
     <w:p>
       <w:pPr>
@@ -6023,11 +6367,11 @@
       <w:pPr>
         <w:pStyle w:val="Heading3"/>
       </w:pPr>
-      <w:bookmarkStart w:id="66" w:name="_1e778eb70cd1ac010c089da22c3b9244646acf1"/>
+      <w:bookmarkStart w:id="69" w:name="_1e778eb70cd1ac010c089da22c3b9244646acf1"/>
       <w:r>
         <w:t xml:space="preserve">Processor and platform choices</w:t>
       </w:r>
-      <w:bookmarkEnd w:id="66"/>
+      <w:bookmarkEnd w:id="69"/>
     </w:p>
     <w:p>
       <w:pPr>
@@ -6153,11 +6497,11 @@
       <w:pPr>
         <w:pStyle w:val="Heading2"/>
       </w:pPr>
-      <w:bookmarkStart w:id="67" w:name="_cc6b3a4f6b44a5c68f0df9e32bc0cce44548e27"/>
+      <w:bookmarkStart w:id="70" w:name="_cc6b3a4f6b44a5c68f0df9e32bc0cce44548e27"/>
       <w:r>
         <w:t xml:space="preserve">Trust authorization and operational boundaries</w:t>
       </w:r>
-      <w:bookmarkEnd w:id="67"/>
+      <w:bookmarkEnd w:id="70"/>
     </w:p>
     <w:p>
       <w:pPr>
@@ -6279,11 +6623,11 @@
       <w:pPr>
         <w:pStyle w:val="Heading2"/>
       </w:pPr>
-      <w:bookmarkStart w:id="68" w:name="_fd75010fd3162b1f7c1a41acd1b0fb466aa0f87"/>
+      <w:bookmarkStart w:id="71" w:name="_fd75010fd3162b1f7c1a41acd1b0fb466aa0f87"/>
       <w:r>
         <w:t xml:space="preserve">Architectural integrity</w:t>
       </w:r>
-      <w:bookmarkEnd w:id="68"/>
+      <w:bookmarkEnd w:id="71"/>
     </w:p>
     <w:p>
       <w:pPr>
@@ -6379,11 +6723,11 @@
       <w:pPr>
         <w:pStyle w:val="Heading2"/>
       </w:pPr>
-      <w:bookmarkStart w:id="69" w:name="_3397abd589780671299c583dd6b5eec3d2d40da"/>
+      <w:bookmarkStart w:id="72" w:name="_3397abd589780671299c583dd6b5eec3d2d40da"/>
       <w:r>
         <w:t xml:space="preserve">Research foundations and interpretation</w:t>
       </w:r>
-      <w:bookmarkEnd w:id="69"/>
+      <w:bookmarkEnd w:id="72"/>
     </w:p>
     <w:p>
       <w:pPr>
@@ -6435,141 +6779,6 @@
       </w:r>
       <w:r>
         <w:t xml:space="preserve">old-work drainage; not a delivery guarantee for arbitrary packet loss and reboot.</w:t>
-      </w:r>
-    </w:p>
-    <w:p>
-      <w:pPr>
-        <w:pStyle w:val="BodyText"/>
-      </w:pPr>
-      <w:hyperlink r:id="rId70">
-        <w:r>
-          <w:rPr>
-            <w:rStyle w:val="Hyperlink"/>
-          </w:rPr>
-          <w:t xml:space="preserve">Primary source</w:t>
-        </w:r>
-      </w:hyperlink>
-    </w:p>
-    <w:p>
-      <w:pPr>
-        <w:pStyle w:val="BodyText"/>
-      </w:pPr>
-      <w:r>
-        <w:rPr>
-          <w:b/>
-          <w:bCs/>
-        </w:rPr>
-        <w:t xml:space="preserve">[2] C Intanagonwiwat R Govindan and D Estrin Directed Diffusion 2000</w:t>
-      </w:r>
-    </w:p>
-    <w:p>
-      <w:pPr>
-        <w:pStyle w:val="BodyText"/>
-      </w:pPr>
-      <w:r>
-        <w:t xml:space="preserve">A primary comparison for local gradients, data-oriented communication, and empirical</w:t>
-      </w:r>
-      <w:r>
-        <w:t xml:space="preserve"> </w:t>
-      </w:r>
-      <w:r>
-        <w:t xml:space="preserve">reinforcement of useful paths. Lattice's typed binding references and program fragments</w:t>
-      </w:r>
-      <w:r>
-        <w:t xml:space="preserve"> </w:t>
-      </w:r>
-      <w:r>
-        <w:t xml:space="preserve">remain its own execution model.</w:t>
-      </w:r>
-    </w:p>
-    <w:p>
-      <w:pPr>
-        <w:pStyle w:val="BodyText"/>
-      </w:pPr>
-      <w:hyperlink r:id="rId71">
-        <w:r>
-          <w:rPr>
-            <w:rStyle w:val="Hyperlink"/>
-          </w:rPr>
-          <w:t xml:space="preserve">Primary source</w:t>
-        </w:r>
-      </w:hyperlink>
-    </w:p>
-    <w:p>
-      <w:pPr>
-        <w:pStyle w:val="BodyText"/>
-      </w:pPr>
-      <w:r>
-        <w:rPr>
-          <w:b/>
-          <w:bCs/>
-        </w:rPr>
-        <w:t xml:space="preserve">[3] P Levis N Patel D Culler and S Shenker Trickle 2004</w:t>
-      </w:r>
-    </w:p>
-    <w:p>
-      <w:pPr>
-        <w:pStyle w:val="BodyText"/>
-      </w:pPr>
-      <w:r>
-        <w:t xml:space="preserve">Demonstrates local suppression of redundant dissemination. Suppression does not establish</w:t>
-      </w:r>
-      <w:r>
-        <w:t xml:space="preserve"> </w:t>
-      </w:r>
-      <w:r>
-        <w:t xml:space="preserve">execution completion, and adopting its ideas does not select every timing or forwarding</w:t>
-      </w:r>
-      <w:r>
-        <w:t xml:space="preserve"> </w:t>
-      </w:r>
-      <w:r>
-        <w:t xml:space="preserve">rule for this kernel.</w:t>
-      </w:r>
-    </w:p>
-    <w:p>
-      <w:pPr>
-        <w:pStyle w:val="BodyText"/>
-      </w:pPr>
-      <w:hyperlink r:id="rId72">
-        <w:r>
-          <w:rPr>
-            <w:rStyle w:val="Hyperlink"/>
-          </w:rPr>
-          <w:t xml:space="preserve">Primary source</w:t>
-        </w:r>
-      </w:hyperlink>
-    </w:p>
-    <w:p>
-      <w:pPr>
-        <w:pStyle w:val="BodyText"/>
-      </w:pPr>
-      <w:r>
-        <w:rPr>
-          <w:b/>
-          <w:bCs/>
-        </w:rPr>
-        <w:t xml:space="preserve">[4] T D Chandra and S Toueg Unreliable Failure Detectors for Reliable Distributed Systems 1996</w:t>
-      </w:r>
-    </w:p>
-    <w:p>
-      <w:pPr>
-        <w:pStyle w:val="BodyText"/>
-      </w:pPr>
-      <w:r>
-        <w:t xml:space="preserve">Provides the formal context for failure suspicion in asynchronous systems. A local</w:t>
-      </w:r>
-      <w:r>
-        <w:t xml:space="preserve"> </w:t>
-      </w:r>
-      <w:r>
-        <w:t xml:space="preserve">watchdog enforces a freshness requirement and response deadline; it does not perfectly</w:t>
-      </w:r>
-      <w:r>
-        <w:t xml:space="preserve"> </w:t>
-      </w:r>
-      <w:r>
-        <w:t xml:space="preserve">distinguish a failed peer from an arbitrarily delayed one.</w:t>
       </w:r>
     </w:p>
     <w:p>
@@ -6594,27 +6803,27 @@
           <w:b/>
           <w:bCs/>
         </w:rPr>
-        <w:t xml:space="preserve">[5] M Reitblatt and colleagues Abstractions for Network Update 2012</w:t>
-      </w:r>
-    </w:p>
-    <w:p>
-      <w:pPr>
-        <w:pStyle w:val="BodyText"/>
-      </w:pPr>
-      <w:r>
-        <w:t xml:space="preserve">A reference for staged replacement that preserves a coherent configuration for an</w:t>
-      </w:r>
-      <w:r>
-        <w:t xml:space="preserve"> </w:t>
-      </w:r>
-      <w:r>
-        <w:t xml:space="preserve">individual traversal. Its controller architecture is not a prescription for Lattice's peer</w:t>
-      </w:r>
-      <w:r>
-        <w:t xml:space="preserve"> </w:t>
-      </w:r>
-      <w:r>
-        <w:t xml:space="preserve">topology.</w:t>
+        <w:t xml:space="preserve">[2] C Intanagonwiwat R Govindan and D Estrin Directed Diffusion 2000</w:t>
+      </w:r>
+    </w:p>
+    <w:p>
+      <w:pPr>
+        <w:pStyle w:val="BodyText"/>
+      </w:pPr>
+      <w:r>
+        <w:t xml:space="preserve">A primary comparison for local gradients, data-oriented communication, and empirical</w:t>
+      </w:r>
+      <w:r>
+        <w:t xml:space="preserve"> </w:t>
+      </w:r>
+      <w:r>
+        <w:t xml:space="preserve">reinforcement of useful paths. Lattice's typed binding references and program fragments</w:t>
+      </w:r>
+      <w:r>
+        <w:t xml:space="preserve"> </w:t>
+      </w:r>
+      <w:r>
+        <w:t xml:space="preserve">remain its own execution model.</w:t>
       </w:r>
     </w:p>
     <w:p>
@@ -6639,6 +6848,141 @@
           <w:b/>
           <w:bCs/>
         </w:rPr>
+        <w:t xml:space="preserve">[3] P Levis N Patel D Culler and S Shenker Trickle 2004</w:t>
+      </w:r>
+    </w:p>
+    <w:p>
+      <w:pPr>
+        <w:pStyle w:val="BodyText"/>
+      </w:pPr>
+      <w:r>
+        <w:t xml:space="preserve">Demonstrates local suppression of redundant dissemination. Suppression does not establish</w:t>
+      </w:r>
+      <w:r>
+        <w:t xml:space="preserve"> </w:t>
+      </w:r>
+      <w:r>
+        <w:t xml:space="preserve">execution completion, and adopting its ideas does not select every timing or forwarding</w:t>
+      </w:r>
+      <w:r>
+        <w:t xml:space="preserve"> </w:t>
+      </w:r>
+      <w:r>
+        <w:t xml:space="preserve">rule for this kernel.</w:t>
+      </w:r>
+    </w:p>
+    <w:p>
+      <w:pPr>
+        <w:pStyle w:val="BodyText"/>
+      </w:pPr>
+      <w:hyperlink r:id="rId75">
+        <w:r>
+          <w:rPr>
+            <w:rStyle w:val="Hyperlink"/>
+          </w:rPr>
+          <w:t xml:space="preserve">Primary source</w:t>
+        </w:r>
+      </w:hyperlink>
+    </w:p>
+    <w:p>
+      <w:pPr>
+        <w:pStyle w:val="BodyText"/>
+      </w:pPr>
+      <w:r>
+        <w:rPr>
+          <w:b/>
+          <w:bCs/>
+        </w:rPr>
+        <w:t xml:space="preserve">[4] T D Chandra and S Toueg Unreliable Failure Detectors for Reliable Distributed Systems 1996</w:t>
+      </w:r>
+    </w:p>
+    <w:p>
+      <w:pPr>
+        <w:pStyle w:val="BodyText"/>
+      </w:pPr>
+      <w:r>
+        <w:t xml:space="preserve">Provides the formal context for failure suspicion in asynchronous systems. A local</w:t>
+      </w:r>
+      <w:r>
+        <w:t xml:space="preserve"> </w:t>
+      </w:r>
+      <w:r>
+        <w:t xml:space="preserve">watchdog enforces a freshness requirement and response deadline; it does not perfectly</w:t>
+      </w:r>
+      <w:r>
+        <w:t xml:space="preserve"> </w:t>
+      </w:r>
+      <w:r>
+        <w:t xml:space="preserve">distinguish a failed peer from an arbitrarily delayed one.</w:t>
+      </w:r>
+    </w:p>
+    <w:p>
+      <w:pPr>
+        <w:pStyle w:val="BodyText"/>
+      </w:pPr>
+      <w:hyperlink r:id="rId76">
+        <w:r>
+          <w:rPr>
+            <w:rStyle w:val="Hyperlink"/>
+          </w:rPr>
+          <w:t xml:space="preserve">Primary source</w:t>
+        </w:r>
+      </w:hyperlink>
+    </w:p>
+    <w:p>
+      <w:pPr>
+        <w:pStyle w:val="BodyText"/>
+      </w:pPr>
+      <w:r>
+        <w:rPr>
+          <w:b/>
+          <w:bCs/>
+        </w:rPr>
+        <w:t xml:space="preserve">[5] M Reitblatt and colleagues Abstractions for Network Update 2012</w:t>
+      </w:r>
+    </w:p>
+    <w:p>
+      <w:pPr>
+        <w:pStyle w:val="BodyText"/>
+      </w:pPr>
+      <w:r>
+        <w:t xml:space="preserve">A reference for staged replacement that preserves a coherent configuration for an</w:t>
+      </w:r>
+      <w:r>
+        <w:t xml:space="preserve"> </w:t>
+      </w:r>
+      <w:r>
+        <w:t xml:space="preserve">individual traversal. Its controller architecture is not a prescription for Lattice's peer</w:t>
+      </w:r>
+      <w:r>
+        <w:t xml:space="preserve"> </w:t>
+      </w:r>
+      <w:r>
+        <w:t xml:space="preserve">topology.</w:t>
+      </w:r>
+    </w:p>
+    <w:p>
+      <w:pPr>
+        <w:pStyle w:val="BodyText"/>
+      </w:pPr>
+      <w:hyperlink r:id="rId77">
+        <w:r>
+          <w:rPr>
+            <w:rStyle w:val="Hyperlink"/>
+          </w:rPr>
+          <w:t xml:space="preserve">Primary source</w:t>
+        </w:r>
+      </w:hyperlink>
+    </w:p>
+    <w:p>
+      <w:pPr>
+        <w:pStyle w:val="BodyText"/>
+      </w:pPr>
+      <w:r>
+        <w:rPr>
+          <w:b/>
+          <w:bCs/>
+        </w:rPr>
         <w:t xml:space="preserve">[6] A D Birrell and B J Nelson Implementing Remote Procedure Calls 1984</w:t>
       </w:r>
     </w:p>
@@ -6666,7 +7010,7 @@
       <w:pPr>
         <w:pStyle w:val="BodyText"/>
       </w:pPr>
-      <w:hyperlink r:id="rId75">
+      <w:hyperlink r:id="rId78">
         <w:r>
           <w:rPr>
             <w:rStyle w:val="Hyperlink"/>
